--- a/fuentes/CFA2_12150026_DU.docx
+++ b/fuentes/CFA2_12150026_DU.docx
@@ -572,7 +572,7 @@
           <w:r>
             <w:fldChar w:fldCharType="separate"/>
           </w:r>
-          <w:hyperlink w:anchor="_Toc212061760" w:history="1">
+          <w:hyperlink w:anchor="_Toc212566712" w:history="1">
             <w:r>
               <w:rPr>
                 <w:rStyle w:val="Hipervnculo"/>
@@ -599,7 +599,7 @@
                 <w:noProof/>
                 <w:webHidden/>
               </w:rPr>
-              <w:instrText xml:space="preserve"> PAGEREF _Toc212061760 \h </w:instrText>
+              <w:instrText xml:space="preserve"> PAGEREF _Toc212566712 \h </w:instrText>
             </w:r>
             <w:r>
               <w:rPr>
@@ -645,7 +645,7 @@
               <w:lang w:eastAsia="es-MX"/>
             </w:rPr>
           </w:pPr>
-          <w:hyperlink w:anchor="_Toc212061761" w:history="1">
+          <w:hyperlink w:anchor="_Toc212566713" w:history="1">
             <w:r>
               <w:rPr>
                 <w:rStyle w:val="Hipervnculo"/>
@@ -689,7 +689,7 @@
                 <w:noProof/>
                 <w:webHidden/>
               </w:rPr>
-              <w:instrText xml:space="preserve"> PAGEREF _Toc212061761 \h </w:instrText>
+              <w:instrText xml:space="preserve"> PAGEREF _Toc212566713 \h </w:instrText>
             </w:r>
             <w:r>
               <w:rPr>
@@ -731,7 +731,7 @@
               <w:lang w:eastAsia="es-MX"/>
             </w:rPr>
           </w:pPr>
-          <w:hyperlink w:anchor="_Toc212061762" w:history="1">
+          <w:hyperlink w:anchor="_Toc212566714" w:history="1">
             <w:r>
               <w:rPr>
                 <w:rStyle w:val="Hipervnculo"/>
@@ -775,7 +775,7 @@
                 <w:noProof/>
                 <w:webHidden/>
               </w:rPr>
-              <w:instrText xml:space="preserve"> PAGEREF _Toc212061762 \h </w:instrText>
+              <w:instrText xml:space="preserve"> PAGEREF _Toc212566714 \h </w:instrText>
             </w:r>
             <w:r>
               <w:rPr>
@@ -817,7 +817,7 @@
               <w:lang w:eastAsia="es-MX"/>
             </w:rPr>
           </w:pPr>
-          <w:hyperlink w:anchor="_Toc212061763" w:history="1">
+          <w:hyperlink w:anchor="_Toc212566715" w:history="1">
             <w:r>
               <w:rPr>
                 <w:rStyle w:val="Hipervnculo"/>
@@ -844,7 +844,7 @@
                 <w:noProof/>
                 <w:webHidden/>
               </w:rPr>
-              <w:instrText xml:space="preserve"> PAGEREF _Toc212061763 \h </w:instrText>
+              <w:instrText xml:space="preserve"> PAGEREF _Toc212566715 \h </w:instrText>
             </w:r>
             <w:r>
               <w:rPr>
@@ -886,7 +886,7 @@
               <w:lang w:eastAsia="es-MX"/>
             </w:rPr>
           </w:pPr>
-          <w:hyperlink w:anchor="_Toc212061764" w:history="1">
+          <w:hyperlink w:anchor="_Toc212566716" w:history="1">
             <w:r>
               <w:rPr>
                 <w:rStyle w:val="Hipervnculo"/>
@@ -913,7 +913,7 @@
                 <w:noProof/>
                 <w:webHidden/>
               </w:rPr>
-              <w:instrText xml:space="preserve"> PAGEREF _Toc212061764 \h </w:instrText>
+              <w:instrText xml:space="preserve"> PAGEREF _Toc212566716 \h </w:instrText>
             </w:r>
             <w:r>
               <w:rPr>
@@ -955,7 +955,7 @@
               <w:lang w:eastAsia="es-MX"/>
             </w:rPr>
           </w:pPr>
-          <w:hyperlink w:anchor="_Toc212061765" w:history="1">
+          <w:hyperlink w:anchor="_Toc212566717" w:history="1">
             <w:r>
               <w:rPr>
                 <w:rStyle w:val="Hipervnculo"/>
@@ -982,7 +982,7 @@
                 <w:noProof/>
                 <w:webHidden/>
               </w:rPr>
-              <w:instrText xml:space="preserve"> PAGEREF _Toc212061765 \h </w:instrText>
+              <w:instrText xml:space="preserve"> PAGEREF _Toc212566717 \h </w:instrText>
             </w:r>
             <w:r>
               <w:rPr>
@@ -1024,7 +1024,7 @@
               <w:lang w:eastAsia="es-MX"/>
             </w:rPr>
           </w:pPr>
-          <w:hyperlink w:anchor="_Toc212061766" w:history="1">
+          <w:hyperlink w:anchor="_Toc212566718" w:history="1">
             <w:r>
               <w:rPr>
                 <w:rStyle w:val="Hipervnculo"/>
@@ -1051,7 +1051,7 @@
                 <w:noProof/>
                 <w:webHidden/>
               </w:rPr>
-              <w:instrText xml:space="preserve"> PAGEREF _Toc212061766 \h </w:instrText>
+              <w:instrText xml:space="preserve"> PAGEREF _Toc212566718 \h </w:instrText>
             </w:r>
             <w:r>
               <w:rPr>
@@ -1097,7 +1097,7 @@
               <w:lang w:eastAsia="es-MX"/>
             </w:rPr>
           </w:pPr>
-          <w:hyperlink w:anchor="_Toc212061767" w:history="1">
+          <w:hyperlink w:anchor="_Toc212566719" w:history="1">
             <w:r>
               <w:rPr>
                 <w:rStyle w:val="Hipervnculo"/>
@@ -1141,7 +1141,7 @@
                 <w:noProof/>
                 <w:webHidden/>
               </w:rPr>
-              <w:instrText xml:space="preserve"> PAGEREF _Toc212061767 \h </w:instrText>
+              <w:instrText xml:space="preserve"> PAGEREF _Toc212566719 \h </w:instrText>
             </w:r>
             <w:r>
               <w:rPr>
@@ -1183,7 +1183,7 @@
               <w:lang w:eastAsia="es-MX"/>
             </w:rPr>
           </w:pPr>
-          <w:hyperlink w:anchor="_Toc212061768" w:history="1">
+          <w:hyperlink w:anchor="_Toc212566720" w:history="1">
             <w:r>
               <w:rPr>
                 <w:rStyle w:val="Hipervnculo"/>
@@ -1210,7 +1210,7 @@
                 <w:noProof/>
                 <w:webHidden/>
               </w:rPr>
-              <w:instrText xml:space="preserve"> PAGEREF _Toc212061768 \h </w:instrText>
+              <w:instrText xml:space="preserve"> PAGEREF _Toc212566720 \h </w:instrText>
             </w:r>
             <w:r>
               <w:rPr>
@@ -1252,7 +1252,7 @@
               <w:lang w:eastAsia="es-MX"/>
             </w:rPr>
           </w:pPr>
-          <w:hyperlink w:anchor="_Toc212061769" w:history="1">
+          <w:hyperlink w:anchor="_Toc212566721" w:history="1">
             <w:r>
               <w:rPr>
                 <w:rStyle w:val="Hipervnculo"/>
@@ -1279,7 +1279,7 @@
                 <w:noProof/>
                 <w:webHidden/>
               </w:rPr>
-              <w:instrText xml:space="preserve"> PAGEREF _Toc212061769 \h </w:instrText>
+              <w:instrText xml:space="preserve"> PAGEREF _Toc212566721 \h </w:instrText>
             </w:r>
             <w:r>
               <w:rPr>
@@ -1321,7 +1321,7 @@
               <w:lang w:eastAsia="es-MX"/>
             </w:rPr>
           </w:pPr>
-          <w:hyperlink w:anchor="_Toc212061770" w:history="1">
+          <w:hyperlink w:anchor="_Toc212566722" w:history="1">
             <w:r>
               <w:rPr>
                 <w:rStyle w:val="Hipervnculo"/>
@@ -1348,7 +1348,7 @@
                 <w:noProof/>
                 <w:webHidden/>
               </w:rPr>
-              <w:instrText xml:space="preserve"> PAGEREF _Toc212061770 \h </w:instrText>
+              <w:instrText xml:space="preserve"> PAGEREF _Toc212566722 \h </w:instrText>
             </w:r>
             <w:r>
               <w:rPr>
@@ -1390,7 +1390,7 @@
               <w:lang w:eastAsia="es-MX"/>
             </w:rPr>
           </w:pPr>
-          <w:hyperlink w:anchor="_Toc212061771" w:history="1">
+          <w:hyperlink w:anchor="_Toc212566723" w:history="1">
             <w:r>
               <w:rPr>
                 <w:rStyle w:val="Hipervnculo"/>
@@ -1417,7 +1417,7 @@
                 <w:noProof/>
                 <w:webHidden/>
               </w:rPr>
-              <w:instrText xml:space="preserve"> PAGEREF _Toc212061771 \h </w:instrText>
+              <w:instrText xml:space="preserve"> PAGEREF _Toc212566723 \h </w:instrText>
             </w:r>
             <w:r>
               <w:rPr>
@@ -1463,7 +1463,7 @@
               <w:lang w:eastAsia="es-MX"/>
             </w:rPr>
           </w:pPr>
-          <w:hyperlink w:anchor="_Toc212061772" w:history="1">
+          <w:hyperlink w:anchor="_Toc212566724" w:history="1">
             <w:r>
               <w:rPr>
                 <w:rStyle w:val="Hipervnculo"/>
@@ -1507,7 +1507,7 @@
                 <w:noProof/>
                 <w:webHidden/>
               </w:rPr>
-              <w:instrText xml:space="preserve"> PAGEREF _Toc212061772 \h </w:instrText>
+              <w:instrText xml:space="preserve"> PAGEREF _Toc212566724 \h </w:instrText>
             </w:r>
             <w:r>
               <w:rPr>
@@ -1549,7 +1549,7 @@
               <w:lang w:eastAsia="es-MX"/>
             </w:rPr>
           </w:pPr>
-          <w:hyperlink w:anchor="_Toc212061773" w:history="1">
+          <w:hyperlink w:anchor="_Toc212566725" w:history="1">
             <w:r>
               <w:rPr>
                 <w:rStyle w:val="Hipervnculo"/>
@@ -1576,7 +1576,7 @@
                 <w:noProof/>
                 <w:webHidden/>
               </w:rPr>
-              <w:instrText xml:space="preserve"> PAGEREF _Toc212061773 \h </w:instrText>
+              <w:instrText xml:space="preserve"> PAGEREF _Toc212566725 \h </w:instrText>
             </w:r>
             <w:r>
               <w:rPr>
@@ -1618,7 +1618,7 @@
               <w:lang w:eastAsia="es-MX"/>
             </w:rPr>
           </w:pPr>
-          <w:hyperlink w:anchor="_Toc212061774" w:history="1">
+          <w:hyperlink w:anchor="_Toc212566726" w:history="1">
             <w:r>
               <w:rPr>
                 <w:rStyle w:val="Hipervnculo"/>
@@ -1645,7 +1645,7 @@
                 <w:noProof/>
                 <w:webHidden/>
               </w:rPr>
-              <w:instrText xml:space="preserve"> PAGEREF _Toc212061774 \h </w:instrText>
+              <w:instrText xml:space="preserve"> PAGEREF _Toc212566726 \h </w:instrText>
             </w:r>
             <w:r>
               <w:rPr>
@@ -1691,7 +1691,7 @@
               <w:lang w:eastAsia="es-MX"/>
             </w:rPr>
           </w:pPr>
-          <w:hyperlink w:anchor="_Toc212061775" w:history="1">
+          <w:hyperlink w:anchor="_Toc212566727" w:history="1">
             <w:r>
               <w:rPr>
                 <w:rStyle w:val="Hipervnculo"/>
@@ -1735,7 +1735,7 @@
                 <w:noProof/>
                 <w:webHidden/>
               </w:rPr>
-              <w:instrText xml:space="preserve"> PAGEREF _Toc212061775 \h </w:instrText>
+              <w:instrText xml:space="preserve"> PAGEREF _Toc212566727 \h </w:instrText>
             </w:r>
             <w:r>
               <w:rPr>
@@ -1777,7 +1777,7 @@
               <w:lang w:eastAsia="es-MX"/>
             </w:rPr>
           </w:pPr>
-          <w:hyperlink w:anchor="_Toc212061776" w:history="1">
+          <w:hyperlink w:anchor="_Toc212566728" w:history="1">
             <w:r>
               <w:rPr>
                 <w:rStyle w:val="Hipervnculo"/>
@@ -1804,7 +1804,7 @@
                 <w:noProof/>
                 <w:webHidden/>
               </w:rPr>
-              <w:instrText xml:space="preserve"> PAGEREF _Toc212061776 \h </w:instrText>
+              <w:instrText xml:space="preserve"> PAGEREF _Toc212566728 \h </w:instrText>
             </w:r>
             <w:r>
               <w:rPr>
@@ -1846,7 +1846,7 @@
               <w:lang w:eastAsia="es-MX"/>
             </w:rPr>
           </w:pPr>
-          <w:hyperlink w:anchor="_Toc212061777" w:history="1">
+          <w:hyperlink w:anchor="_Toc212566729" w:history="1">
             <w:r>
               <w:rPr>
                 <w:rStyle w:val="Hipervnculo"/>
@@ -1873,7 +1873,7 @@
                 <w:noProof/>
                 <w:webHidden/>
               </w:rPr>
-              <w:instrText xml:space="preserve"> PAGEREF _Toc212061777 \h </w:instrText>
+              <w:instrText xml:space="preserve"> PAGEREF _Toc212566729 \h </w:instrText>
             </w:r>
             <w:r>
               <w:rPr>
@@ -1915,7 +1915,7 @@
               <w:lang w:eastAsia="es-MX"/>
             </w:rPr>
           </w:pPr>
-          <w:hyperlink w:anchor="_Toc212061778" w:history="1">
+          <w:hyperlink w:anchor="_Toc212566730" w:history="1">
             <w:r>
               <w:rPr>
                 <w:rStyle w:val="Hipervnculo"/>
@@ -1942,7 +1942,7 @@
                 <w:noProof/>
                 <w:webHidden/>
               </w:rPr>
-              <w:instrText xml:space="preserve"> PAGEREF _Toc212061778 \h </w:instrText>
+              <w:instrText xml:space="preserve"> PAGEREF _Toc212566730 \h </w:instrText>
             </w:r>
             <w:r>
               <w:rPr>
@@ -1984,7 +1984,7 @@
               <w:lang w:eastAsia="es-MX"/>
             </w:rPr>
           </w:pPr>
-          <w:hyperlink w:anchor="_Toc212061779" w:history="1">
+          <w:hyperlink w:anchor="_Toc212566731" w:history="1">
             <w:r>
               <w:rPr>
                 <w:rStyle w:val="Hipervnculo"/>
@@ -2011,7 +2011,7 @@
                 <w:noProof/>
                 <w:webHidden/>
               </w:rPr>
-              <w:instrText xml:space="preserve"> PAGEREF _Toc212061779 \h </w:instrText>
+              <w:instrText xml:space="preserve"> PAGEREF _Toc212566731 \h </w:instrText>
             </w:r>
             <w:r>
               <w:rPr>
@@ -2057,7 +2057,7 @@
               <w:lang w:eastAsia="es-MX"/>
             </w:rPr>
           </w:pPr>
-          <w:hyperlink w:anchor="_Toc212061780" w:history="1">
+          <w:hyperlink w:anchor="_Toc212566732" w:history="1">
             <w:r>
               <w:rPr>
                 <w:rStyle w:val="Hipervnculo"/>
@@ -2101,7 +2101,7 @@
                 <w:noProof/>
                 <w:webHidden/>
               </w:rPr>
-              <w:instrText xml:space="preserve"> PAGEREF _Toc212061780 \h </w:instrText>
+              <w:instrText xml:space="preserve"> PAGEREF _Toc212566732 \h </w:instrText>
             </w:r>
             <w:r>
               <w:rPr>
@@ -2143,7 +2143,7 @@
               <w:lang w:eastAsia="es-MX"/>
             </w:rPr>
           </w:pPr>
-          <w:hyperlink w:anchor="_Toc212061781" w:history="1">
+          <w:hyperlink w:anchor="_Toc212566733" w:history="1">
             <w:r>
               <w:rPr>
                 <w:rStyle w:val="Hipervnculo"/>
@@ -2170,7 +2170,7 @@
                 <w:noProof/>
                 <w:webHidden/>
               </w:rPr>
-              <w:instrText xml:space="preserve"> PAGEREF _Toc212061781 \h </w:instrText>
+              <w:instrText xml:space="preserve"> PAGEREF _Toc212566733 \h </w:instrText>
             </w:r>
             <w:r>
               <w:rPr>
@@ -2212,7 +2212,7 @@
               <w:lang w:eastAsia="es-MX"/>
             </w:rPr>
           </w:pPr>
-          <w:hyperlink w:anchor="_Toc212061782" w:history="1">
+          <w:hyperlink w:anchor="_Toc212566734" w:history="1">
             <w:r>
               <w:rPr>
                 <w:rStyle w:val="Hipervnculo"/>
@@ -2239,7 +2239,7 @@
                 <w:noProof/>
                 <w:webHidden/>
               </w:rPr>
-              <w:instrText xml:space="preserve"> PAGEREF _Toc212061782 \h </w:instrText>
+              <w:instrText xml:space="preserve"> PAGEREF _Toc212566734 \h </w:instrText>
             </w:r>
             <w:r>
               <w:rPr>
@@ -2281,7 +2281,7 @@
               <w:lang w:eastAsia="es-MX"/>
             </w:rPr>
           </w:pPr>
-          <w:hyperlink w:anchor="_Toc212061783" w:history="1">
+          <w:hyperlink w:anchor="_Toc212566735" w:history="1">
             <w:r>
               <w:rPr>
                 <w:rStyle w:val="Hipervnculo"/>
@@ -2308,7 +2308,7 @@
                 <w:noProof/>
                 <w:webHidden/>
               </w:rPr>
-              <w:instrText xml:space="preserve"> PAGEREF _Toc212061783 \h </w:instrText>
+              <w:instrText xml:space="preserve"> PAGEREF _Toc212566735 \h </w:instrText>
             </w:r>
             <w:r>
               <w:rPr>
@@ -2354,7 +2354,7 @@
               <w:lang w:eastAsia="es-MX"/>
             </w:rPr>
           </w:pPr>
-          <w:hyperlink w:anchor="_Toc212061784" w:history="1">
+          <w:hyperlink w:anchor="_Toc212566736" w:history="1">
             <w:r>
               <w:rPr>
                 <w:rStyle w:val="Hipervnculo"/>
@@ -2398,7 +2398,7 @@
                 <w:noProof/>
                 <w:webHidden/>
               </w:rPr>
-              <w:instrText xml:space="preserve"> PAGEREF _Toc212061784 \h </w:instrText>
+              <w:instrText xml:space="preserve"> PAGEREF _Toc212566736 \h </w:instrText>
             </w:r>
             <w:r>
               <w:rPr>
@@ -2440,7 +2440,7 @@
               <w:lang w:eastAsia="es-MX"/>
             </w:rPr>
           </w:pPr>
-          <w:hyperlink w:anchor="_Toc212061785" w:history="1">
+          <w:hyperlink w:anchor="_Toc212566737" w:history="1">
             <w:r>
               <w:rPr>
                 <w:rStyle w:val="Hipervnculo"/>
@@ -2467,7 +2467,7 @@
                 <w:noProof/>
                 <w:webHidden/>
               </w:rPr>
-              <w:instrText xml:space="preserve"> PAGEREF _Toc212061785 \h </w:instrText>
+              <w:instrText xml:space="preserve"> PAGEREF _Toc212566737 \h </w:instrText>
             </w:r>
             <w:r>
               <w:rPr>
@@ -2509,7 +2509,7 @@
               <w:lang w:eastAsia="es-MX"/>
             </w:rPr>
           </w:pPr>
-          <w:hyperlink w:anchor="_Toc212061786" w:history="1">
+          <w:hyperlink w:anchor="_Toc212566738" w:history="1">
             <w:r>
               <w:rPr>
                 <w:rStyle w:val="Hipervnculo"/>
@@ -2536,7 +2536,7 @@
                 <w:noProof/>
                 <w:webHidden/>
               </w:rPr>
-              <w:instrText xml:space="preserve"> PAGEREF _Toc212061786 \h </w:instrText>
+              <w:instrText xml:space="preserve"> PAGEREF _Toc212566738 \h </w:instrText>
             </w:r>
             <w:r>
               <w:rPr>
@@ -2578,7 +2578,7 @@
               <w:lang w:eastAsia="es-MX"/>
             </w:rPr>
           </w:pPr>
-          <w:hyperlink w:anchor="_Toc212061787" w:history="1">
+          <w:hyperlink w:anchor="_Toc212566739" w:history="1">
             <w:r>
               <w:rPr>
                 <w:rStyle w:val="Hipervnculo"/>
@@ -2605,7 +2605,7 @@
                 <w:noProof/>
                 <w:webHidden/>
               </w:rPr>
-              <w:instrText xml:space="preserve"> PAGEREF _Toc212061787 \h </w:instrText>
+              <w:instrText xml:space="preserve"> PAGEREF _Toc212566739 \h </w:instrText>
             </w:r>
             <w:r>
               <w:rPr>
@@ -2650,7 +2650,7 @@
               <w:lang w:eastAsia="es-MX"/>
             </w:rPr>
           </w:pPr>
-          <w:hyperlink w:anchor="_Toc212061788" w:history="1">
+          <w:hyperlink w:anchor="_Toc212566740" w:history="1">
             <w:r>
               <w:rPr>
                 <w:rStyle w:val="Hipervnculo"/>
@@ -2677,7 +2677,7 @@
                 <w:noProof/>
                 <w:webHidden/>
               </w:rPr>
-              <w:instrText xml:space="preserve"> PAGEREF _Toc212061788 \h </w:instrText>
+              <w:instrText xml:space="preserve"> PAGEREF _Toc212566740 \h </w:instrText>
             </w:r>
             <w:r>
               <w:rPr>
@@ -2722,7 +2722,7 @@
               <w:lang w:eastAsia="es-MX"/>
             </w:rPr>
           </w:pPr>
-          <w:hyperlink w:anchor="_Toc212061789" w:history="1">
+          <w:hyperlink w:anchor="_Toc212566741" w:history="1">
             <w:r>
               <w:rPr>
                 <w:rStyle w:val="Hipervnculo"/>
@@ -2749,7 +2749,7 @@
                 <w:noProof/>
                 <w:webHidden/>
               </w:rPr>
-              <w:instrText xml:space="preserve"> PAGEREF _Toc212061789 \h </w:instrText>
+              <w:instrText xml:space="preserve"> PAGEREF _Toc212566741 \h </w:instrText>
             </w:r>
             <w:r>
               <w:rPr>
@@ -2794,7 +2794,7 @@
               <w:lang w:eastAsia="es-MX"/>
             </w:rPr>
           </w:pPr>
-          <w:hyperlink w:anchor="_Toc212061790" w:history="1">
+          <w:hyperlink w:anchor="_Toc212566742" w:history="1">
             <w:r>
               <w:rPr>
                 <w:rStyle w:val="Hipervnculo"/>
@@ -2821,7 +2821,7 @@
                 <w:noProof/>
                 <w:webHidden/>
               </w:rPr>
-              <w:instrText xml:space="preserve"> PAGEREF _Toc212061790 \h </w:instrText>
+              <w:instrText xml:space="preserve"> PAGEREF _Toc212566742 \h </w:instrText>
             </w:r>
             <w:r>
               <w:rPr>
@@ -2866,7 +2866,7 @@
               <w:lang w:eastAsia="es-MX"/>
             </w:rPr>
           </w:pPr>
-          <w:hyperlink w:anchor="_Toc212061791" w:history="1">
+          <w:hyperlink w:anchor="_Toc212566743" w:history="1">
             <w:r>
               <w:rPr>
                 <w:rStyle w:val="Hipervnculo"/>
@@ -2893,7 +2893,7 @@
                 <w:noProof/>
                 <w:webHidden/>
               </w:rPr>
-              <w:instrText xml:space="preserve"> PAGEREF _Toc212061791 \h </w:instrText>
+              <w:instrText xml:space="preserve"> PAGEREF _Toc212566743 \h </w:instrText>
             </w:r>
             <w:r>
               <w:rPr>
@@ -2938,7 +2938,7 @@
               <w:lang w:eastAsia="es-MX"/>
             </w:rPr>
           </w:pPr>
-          <w:hyperlink w:anchor="_Toc212061792" w:history="1">
+          <w:hyperlink w:anchor="_Toc212566744" w:history="1">
             <w:r>
               <w:rPr>
                 <w:rStyle w:val="Hipervnculo"/>
@@ -2965,7 +2965,7 @@
                 <w:noProof/>
                 <w:webHidden/>
               </w:rPr>
-              <w:instrText xml:space="preserve"> PAGEREF _Toc212061792 \h </w:instrText>
+              <w:instrText xml:space="preserve"> PAGEREF _Toc212566744 \h </w:instrText>
             </w:r>
             <w:r>
               <w:rPr>
@@ -3022,7 +3022,7 @@
       <w:pPr>
         <w:pStyle w:val="Titulosgenerales"/>
       </w:pPr>
-      <w:bookmarkStart w:id="0" w:name="_Toc212061760"/>
+      <w:bookmarkStart w:id="0" w:name="_Toc212566712"/>
       <w:r>
         <w:lastRenderedPageBreak/>
         <w:t>Introducción</w:t>
@@ -3293,9 +3293,19 @@
             <w:r>
               <w:rPr>
                 <w:rStyle w:val="Extranjerismo"/>
+                <w:lang w:val="es-CO"/>
               </w:rPr>
-              <w:t>Lean y Kaizen</w:t>
+              <w:t xml:space="preserve">Lean y </w:t>
             </w:r>
+            <w:proofErr w:type="spellStart"/>
+            <w:r>
+              <w:rPr>
+                <w:rStyle w:val="Extranjerismo"/>
+                <w:lang w:val="es-CO"/>
+              </w:rPr>
+              <w:t>Kaizen</w:t>
+            </w:r>
+            <w:proofErr w:type="spellEnd"/>
             <w:r>
               <w:t>.</w:t>
             </w:r>
@@ -3341,7 +3351,7 @@
       <w:pPr>
         <w:pStyle w:val="Ttulo1"/>
       </w:pPr>
-      <w:bookmarkStart w:id="1" w:name="_Toc212061761"/>
+      <w:bookmarkStart w:id="1" w:name="_Toc212566713"/>
       <w:r>
         <w:lastRenderedPageBreak/>
         <w:t>Proceso operativo del t</w:t>
@@ -3381,7 +3391,7 @@
           <w:rFonts w:eastAsia="Times New Roman"/>
         </w:rPr>
       </w:pPr>
-      <w:bookmarkStart w:id="2" w:name="_Toc212061762"/>
+      <w:bookmarkStart w:id="2" w:name="_Toc212566714"/>
       <w:r>
         <w:t>Concepto</w:t>
       </w:r>
@@ -3410,7 +3420,7 @@
       <w:pPr>
         <w:pStyle w:val="Ttulo2"/>
       </w:pPr>
-      <w:bookmarkStart w:id="3" w:name="_Toc212061763"/>
+      <w:bookmarkStart w:id="3" w:name="_Toc212566715"/>
       <w:r>
         <w:t>1.2 Tipos</w:t>
       </w:r>
@@ -3480,83 +3490,97 @@
           <w:color w:val="000000" w:themeColor="text1"/>
         </w:rPr>
         <w:lastRenderedPageBreak/>
-        <w:t>T</w:t>
-      </w:r>
-      <w:r>
+        <w:t>Transporte ferroviario</w:t>
+      </w:r>
+    </w:p>
+    <w:p>
+      <w:pPr>
+        <w:rPr>
+          <w:color w:val="000000" w:themeColor="text1"/>
+        </w:rPr>
+      </w:pPr>
+      <w:r>
+        <w:rPr>
+          <w:color w:val="000000" w:themeColor="text1"/>
+        </w:rPr>
+        <w:t>Resulta eficiente para grandes volúmenes y largas distancias. Sus procesos incluyen la planificación de rutas y horarios en coordinación con las redes férreas, operaciones de carga y descarga mediante equipos especializados, y una gestión organizada en terminales ferroviarias. Además, se articula con otros modos de transporte, fortaleciendo la interoperabilidad logística.</w:t>
+      </w:r>
+    </w:p>
+    <w:p>
+      <w:pPr>
         <w:rPr>
           <w:b/>
           <w:bCs/>
           <w:color w:val="000000" w:themeColor="text1"/>
         </w:rPr>
-        <w:t>ransporte ferroviario</w:t>
-      </w:r>
-    </w:p>
-    <w:p>
-      <w:pPr>
-        <w:rPr>
-          <w:color w:val="000000" w:themeColor="text1"/>
-        </w:rPr>
-      </w:pPr>
-      <w:r>
-        <w:rPr>
-          <w:color w:val="000000" w:themeColor="text1"/>
-        </w:rPr>
-        <w:t>Resulta eficiente para grandes volúmenes y largas distancias. Sus procesos incluyen la planificación de rutas y horarios en coordinación con las redes férreas, operaciones de carga y descarga mediante equipos especializados, y una gestión organizada en terminales ferroviarias. Además, se articula con otros modos de transporte, fortaleciendo la interoperabilidad logística.</w:t>
-      </w:r>
-    </w:p>
-    <w:p>
-      <w:pPr>
+      </w:pPr>
+      <w:r>
         <w:rPr>
           <w:b/>
           <w:bCs/>
           <w:color w:val="000000" w:themeColor="text1"/>
         </w:rPr>
-      </w:pPr>
-      <w:r>
+        <w:t>Transporte marítimo</w:t>
+      </w:r>
+    </w:p>
+    <w:p>
+      <w:pPr>
+        <w:rPr>
+          <w:color w:val="000000" w:themeColor="text1"/>
+        </w:rPr>
+      </w:pPr>
+      <w:r>
+        <w:rPr>
+          <w:color w:val="000000" w:themeColor="text1"/>
+        </w:rPr>
+        <w:t>Moviliza gran parte del comercio internacional, destacando en operaciones portuarias como carga y descarga de contenedores, mercancías a granel y productos especiales. Incluye el almacenamiento temporal en patios y bodegas, la planificación de rutas marítimas y la gestión técnica de los buques. Su operación exige procesos documentales y aduaneros que aseguran el cumplimiento de normativas internacionales.</w:t>
+      </w:r>
+    </w:p>
+    <w:p>
+      <w:pPr>
         <w:rPr>
           <w:b/>
           <w:bCs/>
           <w:color w:val="000000" w:themeColor="text1"/>
         </w:rPr>
-        <w:t>Transporte marítimo</w:t>
-      </w:r>
-    </w:p>
-    <w:p>
-      <w:pPr>
-        <w:rPr>
-          <w:color w:val="000000" w:themeColor="text1"/>
-        </w:rPr>
-      </w:pPr>
-      <w:r>
-        <w:rPr>
-          <w:color w:val="000000" w:themeColor="text1"/>
-        </w:rPr>
-        <w:t>Moviliza gran parte del comercio internacional, destacando en operaciones portuarias como carga y descarga de contenedores, mercancías a granel y productos especiales. Incluye el almacenamiento temporal en patios y bodegas, la planificación de rutas marítimas y la gestión técnica de los buques. Su operación exige procesos documentales y aduaneros que aseguran el cumplimiento de normativas internacionales.</w:t>
-      </w:r>
-    </w:p>
-    <w:p>
-      <w:pPr>
+      </w:pPr>
+      <w:r>
         <w:rPr>
           <w:b/>
           <w:bCs/>
           <w:color w:val="000000" w:themeColor="text1"/>
         </w:rPr>
-      </w:pPr>
-      <w:r>
+        <w:t>Transporte aéreo</w:t>
+      </w:r>
+    </w:p>
+    <w:p>
+      <w:pPr>
+        <w:rPr>
+          <w:color w:val="000000" w:themeColor="text1"/>
+        </w:rPr>
+      </w:pPr>
+      <w:r>
+        <w:rPr>
+          <w:color w:val="000000" w:themeColor="text1"/>
+        </w:rPr>
+        <w:t>Se orienta a cargas urgentes, valiosas o de corta vida útil. Sus procesos abarcan el manejo especializado de carga aérea con inspección, embalaje y clasificación, así como el almacenamiento en bodegas refrigeradas o destinadas a mercancías peligrosas. Requiere planificación precisa de vuelos y capacidad de carga, bajo protocolos estrictos de seguridad y control aduanero</w:t>
+      </w:r>
+    </w:p>
+    <w:p>
+      <w:pPr>
         <w:rPr>
           <w:b/>
           <w:bCs/>
           <w:color w:val="000000" w:themeColor="text1"/>
         </w:rPr>
-        <w:t>Transporte aére</w:t>
-      </w:r>
+      </w:pPr>
       <w:r>
         <w:rPr>
           <w:b/>
           <w:bCs/>
           <w:color w:val="000000" w:themeColor="text1"/>
         </w:rPr>
-        <w:t>o</w:t>
+        <w:t>Transporte fluvial</w:t>
       </w:r>
     </w:p>
     <w:p>
@@ -3569,7 +3593,14 @@
         <w:rPr>
           <w:color w:val="000000" w:themeColor="text1"/>
         </w:rPr>
-        <w:t>Se orienta a cargas urgentes, valiosas o de corta vida útil. Sus procesos abarcan el manejo especializado de carga aérea con inspección, embalaje y clasificación, así como el almacenamiento en bodegas refrigeradas o destinadas a mercancías peligrosas. Requiere planificación precisa de vuelos y capacidad de carga, bajo protocolos estrictos de seguridad y control aduanero</w:t>
+        <w:t xml:space="preserve">Aprovecha ríos y canales como vías estratégicas en regiones de difícil acceso por carretera. Sus operaciones consideran la navegabilidad, el uso de barcazas y terminales </w:t>
+      </w:r>
+      <w:r>
+        <w:rPr>
+          <w:color w:val="000000" w:themeColor="text1"/>
+        </w:rPr>
+        <w:lastRenderedPageBreak/>
+        <w:t>adaptadas para la carga y descarga. Este modo facilita la conexión con transporte terrestre para la distribución final, aunque depende de condiciones climáticas y del mantenimiento de los canales navegables.</w:t>
       </w:r>
     </w:p>
     <w:p>
@@ -3586,7 +3617,7 @@
           <w:bCs/>
           <w:color w:val="000000" w:themeColor="text1"/>
         </w:rPr>
-        <w:t>Transporte fluvial</w:t>
+        <w:t>Transporte multimodal e intermodal</w:t>
       </w:r>
     </w:p>
     <w:p>
@@ -3599,58 +3630,21 @@
         <w:rPr>
           <w:color w:val="000000" w:themeColor="text1"/>
         </w:rPr>
-        <w:t xml:space="preserve">Aprovecha ríos y canales como vías estratégicas en regiones de difícil acceso por carretera. Sus operaciones consideran la navegabilidad, el uso de barcazas y terminales </w:t>
+        <w:t>El transporte multimodal combina diferentes modos bajo un único contrato y operador, mientras que en el intermodal cada tramo es gestionado por operadores distintos sin manipulación de la carga. Ambos aprovechan contenedores estándar y requieren una coordinación eficiente de transbordos. Las plataformas digitales garantizan trazabilidad y seguimiento, ofreciendo ventajas en reducción de costos, mayor cobertura y sostenibilidad.</w:t>
       </w:r>
       <w:r>
         <w:rPr>
           <w:color w:val="000000" w:themeColor="text1"/>
         </w:rPr>
-        <w:lastRenderedPageBreak/>
-        <w:t>adaptadas para la carga y descarga. Este modo facilita la conexión con transporte terrestre para la distribución final, aunque depende de condiciones climáticas y del mantenimiento de los canales navegables.</w:t>
+        <w:tab/>
+        <w:t xml:space="preserve"> </w:t>
       </w:r>
     </w:p>
     <w:p>
       <w:pPr>
-        <w:rPr>
-          <w:b/>
-          <w:bCs/>
-          <w:color w:val="000000" w:themeColor="text1"/>
-        </w:rPr>
-      </w:pPr>
-      <w:r>
-        <w:rPr>
-          <w:b/>
-          <w:bCs/>
-          <w:color w:val="000000" w:themeColor="text1"/>
-        </w:rPr>
-        <w:t>Transporte multimodal e intermodal</w:t>
-      </w:r>
-    </w:p>
-    <w:p>
-      <w:pPr>
-        <w:rPr>
-          <w:color w:val="000000" w:themeColor="text1"/>
-        </w:rPr>
-      </w:pPr>
-      <w:r>
-        <w:rPr>
-          <w:color w:val="000000" w:themeColor="text1"/>
-        </w:rPr>
-        <w:t>El transporte multimodal combina diferentes modos bajo un único contrato y operador, mientras que en el intermodal cada tramo es gestionado por operadores distintos sin manipulación de la carga. Ambos aprovechan contenedores estándar y requieren una coordinación eficiente de transbordos. Las plataformas digitales garantizan trazabilidad y seguimiento, ofreciendo ventajas en reducción de costos, mayor cobertura y sostenibilidad.</w:t>
-      </w:r>
-      <w:r>
-        <w:rPr>
-          <w:color w:val="000000" w:themeColor="text1"/>
-        </w:rPr>
-        <w:tab/>
-        <w:t xml:space="preserve"> </w:t>
-      </w:r>
-    </w:p>
-    <w:p>
-      <w:pPr>
         <w:pStyle w:val="Ttulo2"/>
       </w:pPr>
-      <w:bookmarkStart w:id="4" w:name="_Toc212061764"/>
+      <w:bookmarkStart w:id="4" w:name="_Toc212566716"/>
       <w:r>
         <w:t xml:space="preserve">1.3 </w:t>
       </w:r>
@@ -3822,17 +3816,28 @@
       <w:r>
         <w:rPr>
           <w:rStyle w:val="Extranjerismo"/>
+          <w:lang w:val="es-CO"/>
         </w:rPr>
         <w:t>Big Data</w:t>
       </w:r>
       <w:r>
         <w:t xml:space="preserve">, inteligencia artificial y </w:t>
       </w:r>
+      <w:proofErr w:type="spellStart"/>
       <w:r>
         <w:rPr>
           <w:rStyle w:val="Extranjerismo"/>
-        </w:rPr>
-        <w:t xml:space="preserve">blockchain </w:t>
+          <w:lang w:val="es-CO"/>
+        </w:rPr>
+        <w:t>blockchain</w:t>
+      </w:r>
+      <w:proofErr w:type="spellEnd"/>
+      <w:r>
+        <w:rPr>
+          <w:rStyle w:val="Extranjerismo"/>
+          <w:lang w:val="es-CO"/>
+        </w:rPr>
+        <w:t xml:space="preserve"> </w:t>
       </w:r>
       <w:r>
         <w:t>para optimizar procesos y decisiones.</w:t>
@@ -3842,7 +3847,7 @@
       <w:pPr>
         <w:pStyle w:val="Ttulo2"/>
       </w:pPr>
-      <w:bookmarkStart w:id="5" w:name="_Toc212061765"/>
+      <w:bookmarkStart w:id="5" w:name="_Toc212566717"/>
       <w:r>
         <w:t xml:space="preserve">1.4 </w:t>
       </w:r>
@@ -3967,7 +3972,7 @@
       <w:pPr>
         <w:pStyle w:val="Ttulo2"/>
       </w:pPr>
-      <w:bookmarkStart w:id="6" w:name="_Toc212061766"/>
+      <w:bookmarkStart w:id="6" w:name="_Toc212566718"/>
       <w:r>
         <w:t>1.5 Diagramas de flujo</w:t>
       </w:r>
@@ -4096,6 +4101,7 @@
           <w:rStyle w:val="Extranjerismo"/>
           <w:b/>
           <w:bCs/>
+          <w:lang w:val="es-CO"/>
         </w:rPr>
       </w:pPr>
       <w:r>
@@ -4208,7 +4214,7 @@
         <w:lastRenderedPageBreak/>
         <w:t xml:space="preserve"> </w:t>
       </w:r>
-      <w:bookmarkStart w:id="7" w:name="_Toc212061767"/>
+      <w:bookmarkStart w:id="7" w:name="_Toc212566719"/>
       <w:r>
         <w:t>Plan operativo del transporte</w:t>
       </w:r>
@@ -4226,7 +4232,7 @@
       <w:pPr>
         <w:pStyle w:val="Ttulo2"/>
       </w:pPr>
-      <w:bookmarkStart w:id="8" w:name="_Toc212061768"/>
+      <w:bookmarkStart w:id="8" w:name="_Toc212566720"/>
       <w:r>
         <w:t>2.1 Concepto</w:t>
       </w:r>
@@ -4255,7 +4261,7 @@
       <w:pPr>
         <w:pStyle w:val="Ttulo2"/>
       </w:pPr>
-      <w:bookmarkStart w:id="9" w:name="_Toc212061769"/>
+      <w:bookmarkStart w:id="9" w:name="_Toc212566721"/>
       <w:r>
         <w:t xml:space="preserve">2.2 </w:t>
       </w:r>
@@ -4437,7 +4443,7 @@
       <w:pPr>
         <w:pStyle w:val="Ttulo2"/>
       </w:pPr>
-      <w:bookmarkStart w:id="10" w:name="_Toc212061770"/>
+      <w:bookmarkStart w:id="10" w:name="_Toc212566722"/>
       <w:r>
         <w:t xml:space="preserve">2.3 </w:t>
       </w:r>
@@ -4536,7 +4542,7 @@
       <w:pPr>
         <w:pStyle w:val="Ttulo2"/>
       </w:pPr>
-      <w:bookmarkStart w:id="11" w:name="_Toc212061771"/>
+      <w:bookmarkStart w:id="11" w:name="_Toc212566723"/>
       <w:r>
         <w:t>2.4 Evaluación</w:t>
       </w:r>
@@ -4599,15 +4605,45 @@
           <w:bCs/>
           <w:lang w:val="es-419" w:eastAsia="es-CO"/>
         </w:rPr>
-        <w:t>Análisis de rendimient</w:t>
-      </w:r>
-      <w:r>
+        <w:t>Análisis de rendimiento</w:t>
+      </w:r>
+    </w:p>
+    <w:p>
+      <w:pPr>
+        <w:rPr>
+          <w:lang w:val="es-419" w:eastAsia="es-CO"/>
+        </w:rPr>
+      </w:pPr>
+      <w:r>
+        <w:rPr>
+          <w:lang w:val="es-419" w:eastAsia="es-CO"/>
+        </w:rPr>
+        <w:t>Examina los resultados obtenidos frente a lo planificado, detectando desviaciones, causas raíz y oportunidades de mejora en el proceso.</w:t>
+      </w:r>
+    </w:p>
+    <w:p>
+      <w:pPr>
         <w:rPr>
           <w:b/>
           <w:bCs/>
           <w:lang w:val="es-419" w:eastAsia="es-CO"/>
         </w:rPr>
-        <w:t>o</w:t>
+      </w:pPr>
+      <w:r>
+        <w:rPr>
+          <w:b/>
+          <w:bCs/>
+          <w:lang w:val="es-419" w:eastAsia="es-CO"/>
+        </w:rPr>
+        <w:t>Auditorías</w:t>
+      </w:r>
+      <w:r>
+        <w:rPr>
+          <w:b/>
+          <w:bCs/>
+          <w:lang w:val="es-419" w:eastAsia="es-CO"/>
+        </w:rPr>
+        <w:tab/>
       </w:r>
     </w:p>
     <w:p>
@@ -4620,7 +4656,7 @@
         <w:rPr>
           <w:lang w:val="es-419" w:eastAsia="es-CO"/>
         </w:rPr>
-        <w:t>Examina los resultados obtenidos frente a lo planificado, detectando desviaciones, causas raíz y oportunidades de mejora en el proceso.</w:t>
+        <w:t>Son revisiones formales que garantizan el cumplimiento de protocolos, normativas de seguridad y estándares de calidad establecidos en la operación.</w:t>
       </w:r>
     </w:p>
     <w:p>
@@ -4637,15 +4673,38 @@
           <w:bCs/>
           <w:lang w:val="es-419" w:eastAsia="es-CO"/>
         </w:rPr>
-        <w:t>Auditorías</w:t>
-      </w:r>
-      <w:r>
+        <w:lastRenderedPageBreak/>
+        <w:t>Mecanismos de retroalimentación</w:t>
+      </w:r>
+    </w:p>
+    <w:p>
+      <w:pPr>
+        <w:rPr>
+          <w:lang w:val="es-419" w:eastAsia="es-CO"/>
+        </w:rPr>
+      </w:pPr>
+      <w:r>
+        <w:rPr>
+          <w:lang w:val="es-419" w:eastAsia="es-CO"/>
+        </w:rPr>
+        <w:t>Recogen la opinión del personal y de los usuarios, integrando su experiencia para optimizar la eficiencia y el servicio.</w:t>
+      </w:r>
+    </w:p>
+    <w:p>
+      <w:pPr>
         <w:rPr>
           <w:b/>
           <w:bCs/>
           <w:lang w:val="es-419" w:eastAsia="es-CO"/>
         </w:rPr>
-        <w:tab/>
+      </w:pPr>
+      <w:r>
+        <w:rPr>
+          <w:b/>
+          <w:bCs/>
+          <w:lang w:val="es-419" w:eastAsia="es-CO"/>
+        </w:rPr>
+        <w:t>Revisión y actualización</w:t>
       </w:r>
     </w:p>
     <w:p>
@@ -4658,90 +4717,29 @@
         <w:rPr>
           <w:lang w:val="es-419" w:eastAsia="es-CO"/>
         </w:rPr>
-        <w:t>Son revisiones formales que garantizan el cumplimiento de protocolos, normativas de seguridad y estándares de calidad establecidos en la operación.</w:t>
+        <w:t>Ajusta el plan con base en los hallazgos de la evaluación, manteniéndolo vigente y adaptado a cambios normativos, tecnológicos o de mercado.</w:t>
       </w:r>
     </w:p>
     <w:p>
       <w:pPr>
-        <w:rPr>
-          <w:b/>
-          <w:bCs/>
-          <w:lang w:val="es-419" w:eastAsia="es-CO"/>
-        </w:rPr>
-      </w:pPr>
-      <w:r>
-        <w:rPr>
-          <w:b/>
-          <w:bCs/>
-          <w:lang w:val="es-419" w:eastAsia="es-CO"/>
-        </w:rPr>
-        <w:lastRenderedPageBreak/>
-        <w:t>Mecanismos de retroalimentación</w:t>
+        <w:spacing w:before="0" w:after="160" w:line="259" w:lineRule="auto"/>
+        <w:ind w:firstLine="0"/>
+        <w:rPr>
+          <w:lang w:val="es-419" w:eastAsia="es-CO"/>
+        </w:rPr>
+      </w:pPr>
+      <w:r>
+        <w:rPr>
+          <w:lang w:val="es-419" w:eastAsia="es-CO"/>
+        </w:rPr>
+        <w:br w:type="page"/>
       </w:r>
     </w:p>
     <w:p>
       <w:pPr>
-        <w:rPr>
-          <w:lang w:val="es-419" w:eastAsia="es-CO"/>
-        </w:rPr>
-      </w:pPr>
-      <w:r>
-        <w:rPr>
-          <w:lang w:val="es-419" w:eastAsia="es-CO"/>
-        </w:rPr>
-        <w:t>Recogen la opinión del personal y de los usuarios, integrando su experiencia para optimizar la eficiencia y el servicio.</w:t>
-      </w:r>
-    </w:p>
-    <w:p>
-      <w:pPr>
-        <w:rPr>
-          <w:b/>
-          <w:bCs/>
-          <w:lang w:val="es-419" w:eastAsia="es-CO"/>
-        </w:rPr>
-      </w:pPr>
-      <w:r>
-        <w:rPr>
-          <w:b/>
-          <w:bCs/>
-          <w:lang w:val="es-419" w:eastAsia="es-CO"/>
-        </w:rPr>
-        <w:t>Revisión y actualización</w:t>
-      </w:r>
-    </w:p>
-    <w:p>
-      <w:pPr>
-        <w:rPr>
-          <w:lang w:val="es-419" w:eastAsia="es-CO"/>
-        </w:rPr>
-      </w:pPr>
-      <w:r>
-        <w:rPr>
-          <w:lang w:val="es-419" w:eastAsia="es-CO"/>
-        </w:rPr>
-        <w:t>Ajusta el plan con base en los hallazgos de la evaluación, manteniéndolo vigente y adaptado a cambios normativos, tecnológicos o de mercado.</w:t>
-      </w:r>
-    </w:p>
-    <w:p>
-      <w:pPr>
-        <w:spacing w:before="0" w:after="160" w:line="259" w:lineRule="auto"/>
-        <w:ind w:firstLine="0"/>
-        <w:rPr>
-          <w:lang w:val="es-419" w:eastAsia="es-CO"/>
-        </w:rPr>
-      </w:pPr>
-      <w:r>
-        <w:rPr>
-          <w:lang w:val="es-419" w:eastAsia="es-CO"/>
-        </w:rPr>
-        <w:br w:type="page"/>
-      </w:r>
-    </w:p>
-    <w:p>
-      <w:pPr>
         <w:pStyle w:val="Ttulo1"/>
       </w:pPr>
-      <w:bookmarkStart w:id="12" w:name="_Toc212061772"/>
+      <w:bookmarkStart w:id="12" w:name="_Toc212566724"/>
       <w:r>
         <w:lastRenderedPageBreak/>
         <w:t>Normatividad de los procesos operativos</w:t>
@@ -4765,7 +4763,7 @@
       <w:pPr>
         <w:pStyle w:val="Ttulo2"/>
       </w:pPr>
-      <w:bookmarkStart w:id="13" w:name="_Toc212061773"/>
+      <w:bookmarkStart w:id="13" w:name="_Toc212566725"/>
       <w:r>
         <w:t>3.1 Concepto</w:t>
       </w:r>
@@ -5055,6 +5053,7 @@
       </w:pPr>
       <w:r>
         <w:rPr>
+          <w:noProof/>
           <w:lang w:val="es-419" w:eastAsia="es-CO"/>
         </w:rPr>
         <w:drawing>
@@ -5465,7 +5464,7 @@
       <w:pPr>
         <w:pStyle w:val="Ttulo2"/>
       </w:pPr>
-      <w:bookmarkStart w:id="14" w:name="_Toc212061774"/>
+      <w:bookmarkStart w:id="14" w:name="_Toc212566726"/>
       <w:r>
         <w:t>3.2 Tipos de normativa</w:t>
       </w:r>
@@ -5654,7 +5653,7 @@
       <w:pPr>
         <w:pStyle w:val="Ttulo1"/>
       </w:pPr>
-      <w:bookmarkStart w:id="15" w:name="_Toc212061775"/>
+      <w:bookmarkStart w:id="15" w:name="_Toc212566727"/>
       <w:r>
         <w:lastRenderedPageBreak/>
         <w:t>Calidad en los procesos operativos</w:t>
@@ -5678,7 +5677,7 @@
       <w:pPr>
         <w:pStyle w:val="Ttulo2"/>
       </w:pPr>
-      <w:bookmarkStart w:id="16" w:name="_Toc212061776"/>
+      <w:bookmarkStart w:id="16" w:name="_Toc212566728"/>
       <w:r>
         <w:t>4.1 Concepto</w:t>
       </w:r>
@@ -5910,7 +5909,7 @@
       <w:pPr>
         <w:pStyle w:val="Ttulo2"/>
       </w:pPr>
-      <w:bookmarkStart w:id="17" w:name="_Toc212061777"/>
+      <w:bookmarkStart w:id="17" w:name="_Toc212566729"/>
       <w:r>
         <w:t>4.2 Sistemas de gestión</w:t>
       </w:r>
@@ -5948,27 +5947,13 @@
           <w:bCs/>
           <w:lang w:val="es-419" w:eastAsia="es-CO"/>
         </w:rPr>
-        <w:t>ISO 9001:2015</w:t>
-      </w:r>
-      <w:r>
-        <w:rPr>
-          <w:b/>
-          <w:bCs/>
-          <w:lang w:val="es-419" w:eastAsia="es-CO"/>
-        </w:rPr>
-        <w:t xml:space="preserve">: </w:t>
-      </w:r>
-      <w:r>
-        <w:rPr>
-          <w:lang w:val="es-419" w:eastAsia="es-CO"/>
-        </w:rPr>
-        <w:t>e</w:t>
-      </w:r>
-      <w:r>
-        <w:rPr>
-          <w:lang w:val="es-419" w:eastAsia="es-CO"/>
-        </w:rPr>
-        <w:t>stándar internacional de gestión de calidad que promueve la satisfacción del cliente, enfoque basado en procesos, mejora continua (PDCA) y gestión de riesgos.</w:t>
+        <w:t xml:space="preserve">ISO 9001:2015: </w:t>
+      </w:r>
+      <w:r>
+        <w:rPr>
+          <w:lang w:val="es-419" w:eastAsia="es-CO"/>
+        </w:rPr>
+        <w:t>estándar internacional de gestión de calidad que promueve la satisfacción del cliente, enfoque basado en procesos, mejora continua (PDCA) y gestión de riesgos.</w:t>
       </w:r>
     </w:p>
     <w:p>
@@ -5991,27 +5976,13 @@
           <w:lang w:val="es-419" w:eastAsia="es-CO"/>
         </w:rPr>
         <w:lastRenderedPageBreak/>
-        <w:t>ISO 28000</w:t>
-      </w:r>
-      <w:r>
-        <w:rPr>
-          <w:b/>
-          <w:bCs/>
-          <w:lang w:val="es-419" w:eastAsia="es-CO"/>
-        </w:rPr>
-        <w:t xml:space="preserve">: </w:t>
-      </w:r>
-      <w:r>
-        <w:rPr>
-          <w:lang w:val="es-419" w:eastAsia="es-CO"/>
-        </w:rPr>
-        <w:t>g</w:t>
-      </w:r>
-      <w:r>
-        <w:rPr>
-          <w:lang w:val="es-419" w:eastAsia="es-CO"/>
-        </w:rPr>
-        <w:t>estión de la seguridad en la cadena de suministro, controlando riesgos como robos, sabotajes y fraudes, ideal para cargas sensibles o de alto valor.</w:t>
+        <w:t xml:space="preserve">ISO 28000: </w:t>
+      </w:r>
+      <w:r>
+        <w:rPr>
+          <w:lang w:val="es-419" w:eastAsia="es-CO"/>
+        </w:rPr>
+        <w:t>gestión de la seguridad en la cadena de suministro, controlando riesgos como robos, sabotajes y fraudes, ideal para cargas sensibles o de alto valor.</w:t>
       </w:r>
     </w:p>
     <w:p>
@@ -6031,27 +6002,13 @@
           <w:bCs/>
           <w:lang w:val="es-419" w:eastAsia="es-CO"/>
         </w:rPr>
-        <w:t>BASC</w:t>
-      </w:r>
-      <w:r>
-        <w:rPr>
-          <w:b/>
-          <w:bCs/>
-          <w:lang w:val="es-419" w:eastAsia="es-CO"/>
-        </w:rPr>
-        <w:t xml:space="preserve">: </w:t>
-      </w:r>
-      <w:r>
-        <w:rPr>
-          <w:lang w:val="es-419" w:eastAsia="es-CO"/>
-        </w:rPr>
-        <w:t>c</w:t>
-      </w:r>
-      <w:r>
-        <w:rPr>
-          <w:lang w:val="es-419" w:eastAsia="es-CO"/>
-        </w:rPr>
-        <w:t>ertificación voluntaria que fortalece la seguridad en la cadena logística y previene delitos como tráfico ilícito, contrabando o terrorismo.</w:t>
+        <w:t xml:space="preserve">BASC: </w:t>
+      </w:r>
+      <w:r>
+        <w:rPr>
+          <w:lang w:val="es-419" w:eastAsia="es-CO"/>
+        </w:rPr>
+        <w:t>certificación voluntaria que fortalece la seguridad en la cadena logística y previene delitos como tráfico ilícito, contrabando o terrorismo.</w:t>
       </w:r>
       <w:r>
         <w:rPr>
@@ -6078,34 +6035,50 @@
           <w:bCs/>
           <w:lang w:val="es-419" w:eastAsia="es-CO"/>
         </w:rPr>
-        <w:t>OEA</w:t>
-      </w:r>
-      <w:r>
+        <w:t xml:space="preserve">OEA: </w:t>
+      </w:r>
+      <w:r>
+        <w:rPr>
+          <w:lang w:val="es-419" w:eastAsia="es-CO"/>
+        </w:rPr>
+        <w:t>estatus otorgado por aduanas a empresas que cumplen con criterios de seguridad, con beneficios como simplificación aduanera y menores controles.</w:t>
+      </w:r>
+      <w:r>
+        <w:rPr>
+          <w:lang w:val="es-419" w:eastAsia="es-CO"/>
+        </w:rPr>
+        <w:tab/>
+        <w:t xml:space="preserve"> </w:t>
+      </w:r>
+    </w:p>
+    <w:p>
+      <w:pPr>
+        <w:rPr>
+          <w:lang w:val="es-419" w:eastAsia="es-CO"/>
+        </w:rPr>
+      </w:pPr>
+      <w:r>
+        <w:rPr>
+          <w:lang w:val="es-419" w:eastAsia="es-CO"/>
+        </w:rPr>
+        <w:t>Un SGC logístico se fundamenta en una estructura organizada de políticas, procedimientos y mecanismos de control que aseguran la planificación, ejecución, monitoreo y mejora continua de los procesos de transporte. Su implementación permite estandarizar operaciones, garantizar consistencia en el servicio y fortalecer la eficiencia y confiabilidad de la organización.</w:t>
+      </w:r>
+    </w:p>
+    <w:p>
+      <w:pPr>
         <w:rPr>
           <w:b/>
           <w:bCs/>
           <w:lang w:val="es-419" w:eastAsia="es-CO"/>
         </w:rPr>
-        <w:t xml:space="preserve">: </w:t>
-      </w:r>
-      <w:r>
-        <w:rPr>
-          <w:lang w:val="es-419" w:eastAsia="es-CO"/>
-        </w:rPr>
-        <w:t>e</w:t>
-      </w:r>
-      <w:r>
-        <w:rPr>
-          <w:lang w:val="es-419" w:eastAsia="es-CO"/>
-        </w:rPr>
-        <w:t>status otorgado por aduanas a empresas que cumplen con criterios de seguridad, con beneficios como simplificación aduanera y menores controles.</w:t>
-      </w:r>
-      <w:r>
-        <w:rPr>
-          <w:lang w:val="es-419" w:eastAsia="es-CO"/>
-        </w:rPr>
-        <w:tab/>
-        <w:t xml:space="preserve"> </w:t>
+      </w:pPr>
+      <w:r>
+        <w:rPr>
+          <w:b/>
+          <w:bCs/>
+          <w:lang w:val="es-419" w:eastAsia="es-CO"/>
+        </w:rPr>
+        <w:t>Políticas y objetivos de calidad</w:t>
       </w:r>
     </w:p>
     <w:p>
@@ -6118,7 +6091,7 @@
         <w:rPr>
           <w:lang w:val="es-419" w:eastAsia="es-CO"/>
         </w:rPr>
-        <w:t>Un SGC logístico se fundamenta en una estructura organizada de políticas, procedimientos y mecanismos de control que aseguran la planificación, ejecución, monitoreo y mejora continua de los procesos de transporte. Su implementación permite estandarizar operaciones, garantizar consistencia en el servicio y fortalecer la eficiencia y confiabilidad de la organización.</w:t>
+        <w:t>Declaraciones que definen el compromiso de la organización con la calidad y las metas a alcanzar.</w:t>
       </w:r>
     </w:p>
     <w:p>
@@ -6135,7 +6108,7 @@
           <w:bCs/>
           <w:lang w:val="es-419" w:eastAsia="es-CO"/>
         </w:rPr>
-        <w:t>Políticas y objetivos de calidad</w:t>
+        <w:t>Procedimientos normalizados de operación (SOPs)</w:t>
       </w:r>
     </w:p>
     <w:p>
@@ -6148,7 +6121,7 @@
         <w:rPr>
           <w:lang w:val="es-419" w:eastAsia="es-CO"/>
         </w:rPr>
-        <w:t>Declaraciones que definen el compromiso de la organización con la calidad y las metas a alcanzar.</w:t>
+        <w:t>Documentos detallados que describen paso a paso cómo se deben realizar las tareas críticas, asegurando consistencia en las operaciones.</w:t>
       </w:r>
     </w:p>
     <w:p>
@@ -6165,7 +6138,7 @@
           <w:bCs/>
           <w:lang w:val="es-419" w:eastAsia="es-CO"/>
         </w:rPr>
-        <w:t>Procedimientos normalizados de operación (SOPs)</w:t>
+        <w:t>Registros de control</w:t>
       </w:r>
     </w:p>
     <w:p>
@@ -6178,7 +6151,7 @@
         <w:rPr>
           <w:lang w:val="es-419" w:eastAsia="es-CO"/>
         </w:rPr>
-        <w:t>Documentos detallados que describen paso a paso cómo se deben realizar las tareas críticas, asegurando consistencia en las operaciones.</w:t>
+        <w:t>Documentación que evidencia la realización de actividades y el cumplimiento de requisitos, como listas de chequeo de vehículos, registros de entrega y reportes de incidentes.</w:t>
       </w:r>
     </w:p>
     <w:p>
@@ -6195,7 +6168,8 @@
           <w:bCs/>
           <w:lang w:val="es-419" w:eastAsia="es-CO"/>
         </w:rPr>
-        <w:t>Registros de control</w:t>
+        <w:lastRenderedPageBreak/>
+        <w:t>Auditorías internas</w:t>
       </w:r>
     </w:p>
     <w:p>
@@ -6208,7 +6182,7 @@
         <w:rPr>
           <w:lang w:val="es-419" w:eastAsia="es-CO"/>
         </w:rPr>
-        <w:t>Documentación que evidencia la realización de actividades y el cumplimiento de requisitos, como listas de chequeo de vehículos, registros de entrega y reportes de incidentes.</w:t>
+        <w:t>Revisiones sistemáticas y periódicas de los procesos para verificar el cumplimiento del SGC e identificar áreas de mejora.</w:t>
       </w:r>
     </w:p>
     <w:p>
@@ -6225,8 +6199,7 @@
           <w:bCs/>
           <w:lang w:val="es-419" w:eastAsia="es-CO"/>
         </w:rPr>
-        <w:lastRenderedPageBreak/>
-        <w:t>Auditorías internas</w:t>
+        <w:t>Acciones correctivas y preventivas (AC/AP)</w:t>
       </w:r>
     </w:p>
     <w:p>
@@ -6239,7 +6212,7 @@
         <w:rPr>
           <w:lang w:val="es-419" w:eastAsia="es-CO"/>
         </w:rPr>
-        <w:t>Revisiones sistemáticas y periódicas de los procesos para verificar el cumplimiento del SGC e identificar áreas de mejora.</w:t>
+        <w:t>Mecanismos para abordar no conformidades (AC) y prevenir que los problemas ocurran o se repitan (AP).</w:t>
       </w:r>
     </w:p>
     <w:p>
@@ -6256,7 +6229,15 @@
           <w:bCs/>
           <w:lang w:val="es-419" w:eastAsia="es-CO"/>
         </w:rPr>
-        <w:t>Acciones correctivas y preventivas (AC/AP)</w:t>
+        <w:t>Revisión por la direcció</w:t>
+      </w:r>
+      <w:r>
+        <w:rPr>
+          <w:b/>
+          <w:bCs/>
+          <w:lang w:val="es-419" w:eastAsia="es-CO"/>
+        </w:rPr>
+        <w:t>n</w:t>
       </w:r>
     </w:p>
     <w:p>
@@ -6269,52 +6250,14 @@
         <w:rPr>
           <w:lang w:val="es-419" w:eastAsia="es-CO"/>
         </w:rPr>
-        <w:t>Mecanismos para abordar no conformidades (AC) y prevenir que los problemas ocurran o se repitan (AP).</w:t>
+        <w:t>Evaluaciones periódicas del SGC por parte de la alta gerencia para asegurar su eficacia y adecuación.</w:t>
       </w:r>
     </w:p>
     <w:p>
       <w:pPr>
-        <w:rPr>
-          <w:b/>
-          <w:bCs/>
-          <w:lang w:val="es-419" w:eastAsia="es-CO"/>
-        </w:rPr>
-      </w:pPr>
-      <w:r>
-        <w:rPr>
-          <w:b/>
-          <w:bCs/>
-          <w:lang w:val="es-419" w:eastAsia="es-CO"/>
-        </w:rPr>
-        <w:t>Revisión por la direcció</w:t>
-      </w:r>
-      <w:r>
-        <w:rPr>
-          <w:b/>
-          <w:bCs/>
-          <w:lang w:val="es-419" w:eastAsia="es-CO"/>
-        </w:rPr>
-        <w:t>n</w:t>
-      </w:r>
-    </w:p>
-    <w:p>
-      <w:pPr>
-        <w:rPr>
-          <w:lang w:val="es-419" w:eastAsia="es-CO"/>
-        </w:rPr>
-      </w:pPr>
-      <w:r>
-        <w:rPr>
-          <w:lang w:val="es-419" w:eastAsia="es-CO"/>
-        </w:rPr>
-        <w:t>Evaluaciones periódicas del SGC por parte de la alta gerencia para asegurar su eficacia y adecuación.</w:t>
-      </w:r>
-    </w:p>
-    <w:p>
-      <w:pPr>
         <w:pStyle w:val="Ttulo2"/>
       </w:pPr>
-      <w:bookmarkStart w:id="18" w:name="_Toc212061778"/>
+      <w:bookmarkStart w:id="18" w:name="_Toc212566730"/>
       <w:r>
         <w:t>4.3 Aseguramiento de la operación</w:t>
       </w:r>
@@ -6626,13 +6569,7 @@
         <w:rPr>
           <w:lang w:val="es-419" w:eastAsia="es-CO"/>
         </w:rPr>
-        <w:t>S</w:t>
-      </w:r>
-      <w:r>
-        <w:rPr>
-          <w:lang w:val="es-419" w:eastAsia="es-CO"/>
-        </w:rPr>
-        <w:t>eleccionar y evaluar proveedores</w:t>
+        <w:t>Seleccionar y evaluar proveedores</w:t>
       </w:r>
       <w:r>
         <w:rPr>
@@ -6645,7 +6582,7 @@
       <w:pPr>
         <w:pStyle w:val="Ttulo2"/>
       </w:pPr>
-      <w:bookmarkStart w:id="19" w:name="_Toc212061779"/>
+      <w:bookmarkStart w:id="19" w:name="_Toc212566731"/>
       <w:r>
         <w:t>4.4 Mejora continua</w:t>
       </w:r>
@@ -6918,6 +6855,7 @@
           <w:rStyle w:val="Extranjerismo"/>
           <w:b/>
           <w:bCs/>
+          <w:lang w:val="es-CO"/>
         </w:rPr>
       </w:pPr>
       <w:r>
@@ -6956,6 +6894,7 @@
           <w:rStyle w:val="Extranjerismo"/>
           <w:b/>
           <w:bCs/>
+          <w:lang w:val="es-CO"/>
         </w:rPr>
       </w:pPr>
       <w:r>
@@ -7040,7 +6979,7 @@
       <w:pPr>
         <w:pStyle w:val="Ttulo1"/>
       </w:pPr>
-      <w:bookmarkStart w:id="20" w:name="_Toc212061780"/>
+      <w:bookmarkStart w:id="20" w:name="_Toc212566732"/>
       <w:r>
         <w:lastRenderedPageBreak/>
         <w:t>Diagnóstico de procesos operativos</w:t>
@@ -7064,7 +7003,7 @@
       <w:pPr>
         <w:pStyle w:val="Ttulo2"/>
       </w:pPr>
-      <w:bookmarkStart w:id="21" w:name="_Toc212061781"/>
+      <w:bookmarkStart w:id="21" w:name="_Toc212566733"/>
       <w:r>
         <w:t>5.1 Concepto</w:t>
       </w:r>
@@ -7290,7 +7229,7 @@
       <w:pPr>
         <w:pStyle w:val="Ttulo2"/>
       </w:pPr>
-      <w:bookmarkStart w:id="22" w:name="_Toc212061782"/>
+      <w:bookmarkStart w:id="22" w:name="_Toc212566734"/>
       <w:r>
         <w:t>5.2 Estructura</w:t>
       </w:r>
@@ -7326,27 +7265,13 @@
           <w:bCs/>
           <w:lang w:val="es-419" w:eastAsia="es-CO"/>
         </w:rPr>
-        <w:t>Recolección de datos</w:t>
-      </w:r>
-      <w:r>
-        <w:rPr>
-          <w:b/>
-          <w:bCs/>
-          <w:lang w:val="es-419" w:eastAsia="es-CO"/>
-        </w:rPr>
-        <w:t xml:space="preserve">: </w:t>
-      </w:r>
-      <w:r>
-        <w:rPr>
-          <w:lang w:val="es-419" w:eastAsia="es-CO"/>
-        </w:rPr>
-        <w:t>s</w:t>
-      </w:r>
-      <w:r>
-        <w:rPr>
-          <w:lang w:val="es-419" w:eastAsia="es-CO"/>
-        </w:rPr>
-        <w:t>e define el alcance del diagnóstico, se identifican las fuentes de información, se diseñan instrumentos como entrevistas o encuestas y se ejecuta la recolección activa en documentos, sistemas y observaciones en campo.</w:t>
+        <w:t xml:space="preserve">Recolección de datos: </w:t>
+      </w:r>
+      <w:r>
+        <w:rPr>
+          <w:lang w:val="es-419" w:eastAsia="es-CO"/>
+        </w:rPr>
+        <w:t>se define el alcance del diagnóstico, se identifican las fuentes de información, se diseñan instrumentos como entrevistas o encuestas y se ejecuta la recolección activa en documentos, sistemas y observaciones en campo.</w:t>
       </w:r>
     </w:p>
     <w:p>
@@ -7367,15 +7292,7 @@
           <w:lang w:val="es-419" w:eastAsia="es-CO"/>
         </w:rPr>
         <w:lastRenderedPageBreak/>
-        <w:t>Análisis de datos</w:t>
-      </w:r>
-      <w:r>
-        <w:rPr>
-          <w:b/>
-          <w:bCs/>
-          <w:lang w:val="es-419" w:eastAsia="es-CO"/>
-        </w:rPr>
-        <w:t>:</w:t>
+        <w:t>Análisis de datos:</w:t>
       </w:r>
       <w:r>
         <w:rPr>
@@ -7420,15 +7337,7 @@
           <w:bCs/>
           <w:lang w:val="es-419" w:eastAsia="es-CO"/>
         </w:rPr>
-        <w:t>Interpretación de datos</w:t>
-      </w:r>
-      <w:r>
-        <w:rPr>
-          <w:b/>
-          <w:bCs/>
-          <w:lang w:val="es-419" w:eastAsia="es-CO"/>
-        </w:rPr>
-        <w:t>:</w:t>
+        <w:t>Interpretación de datos:</w:t>
       </w:r>
       <w:r>
         <w:rPr>
@@ -7460,7 +7369,7 @@
       <w:pPr>
         <w:pStyle w:val="Ttulo2"/>
       </w:pPr>
-      <w:bookmarkStart w:id="23" w:name="_Toc212061783"/>
+      <w:bookmarkStart w:id="23" w:name="_Toc212566735"/>
       <w:r>
         <w:t>5.3 Conclusiones y recomendaciones</w:t>
       </w:r>
@@ -7576,27 +7485,13 @@
           <w:bCs/>
           <w:lang w:val="es-419" w:eastAsia="es-CO"/>
         </w:rPr>
-        <w:t>Accionables</w:t>
-      </w:r>
-      <w:r>
-        <w:rPr>
-          <w:b/>
-          <w:bCs/>
-          <w:lang w:val="es-419" w:eastAsia="es-CO"/>
-        </w:rPr>
-        <w:t>:</w:t>
-      </w:r>
-      <w:r>
-        <w:rPr>
-          <w:lang w:val="es-419" w:eastAsia="es-CO"/>
-        </w:rPr>
-        <w:t xml:space="preserve"> d</w:t>
-      </w:r>
-      <w:r>
-        <w:rPr>
-          <w:lang w:val="es-419" w:eastAsia="es-CO"/>
-        </w:rPr>
-        <w:t>efinidas con pasos claros y ejecutables.</w:t>
+        <w:t>Accionables:</w:t>
+      </w:r>
+      <w:r>
+        <w:rPr>
+          <w:lang w:val="es-419" w:eastAsia="es-CO"/>
+        </w:rPr>
+        <w:t xml:space="preserve"> definidas con pasos claros y ejecutables.</w:t>
       </w:r>
     </w:p>
     <w:p>
@@ -7729,7 +7624,7 @@
       <w:pPr>
         <w:pStyle w:val="Ttulo1"/>
       </w:pPr>
-      <w:bookmarkStart w:id="24" w:name="_Toc212061784"/>
+      <w:bookmarkStart w:id="24" w:name="_Toc212566736"/>
       <w:r>
         <w:lastRenderedPageBreak/>
         <w:t>Informe técnico</w:t>
@@ -7753,7 +7648,7 @@
       <w:pPr>
         <w:pStyle w:val="Ttulo2"/>
       </w:pPr>
-      <w:bookmarkStart w:id="25" w:name="_Toc212061785"/>
+      <w:bookmarkStart w:id="25" w:name="_Toc212566737"/>
       <w:r>
         <w:t>6.1 Concepto</w:t>
       </w:r>
@@ -7789,27 +7684,13 @@
           <w:bCs/>
           <w:lang w:val="es-419" w:eastAsia="es-CO"/>
         </w:rPr>
-        <w:t>Fundamentar decisiones</w:t>
-      </w:r>
-      <w:r>
-        <w:rPr>
-          <w:b/>
-          <w:bCs/>
-          <w:lang w:val="es-419" w:eastAsia="es-CO"/>
-        </w:rPr>
-        <w:t>:</w:t>
-      </w:r>
-      <w:r>
-        <w:rPr>
-          <w:lang w:val="es-419" w:eastAsia="es-CO"/>
-        </w:rPr>
-        <w:t xml:space="preserve"> p</w:t>
-      </w:r>
-      <w:r>
-        <w:rPr>
-          <w:lang w:val="es-419" w:eastAsia="es-CO"/>
-        </w:rPr>
-        <w:t>rovee datos y análisis para justificar inversiones, cambios de procesos, capacitaciones o reestructuraciones.</w:t>
+        <w:t>Fundamentar decisiones:</w:t>
+      </w:r>
+      <w:r>
+        <w:rPr>
+          <w:lang w:val="es-419" w:eastAsia="es-CO"/>
+        </w:rPr>
+        <w:t xml:space="preserve"> provee datos y análisis para justificar inversiones, cambios de procesos, capacitaciones o reestructuraciones.</w:t>
       </w:r>
     </w:p>
     <w:p>
@@ -7829,27 +7710,13 @@
           <w:bCs/>
           <w:lang w:val="es-419" w:eastAsia="es-CO"/>
         </w:rPr>
-        <w:t>Documentar hallazgos</w:t>
-      </w:r>
-      <w:r>
-        <w:rPr>
-          <w:b/>
-          <w:bCs/>
-          <w:lang w:val="es-419" w:eastAsia="es-CO"/>
-        </w:rPr>
-        <w:t>:</w:t>
-      </w:r>
-      <w:r>
-        <w:rPr>
-          <w:lang w:val="es-419" w:eastAsia="es-CO"/>
-        </w:rPr>
-        <w:t xml:space="preserve"> s</w:t>
-      </w:r>
-      <w:r>
-        <w:rPr>
-          <w:lang w:val="es-419" w:eastAsia="es-CO"/>
-        </w:rPr>
-        <w:t>irve como registro oficial de metodologías, resultados y conclusiones de un análisis.</w:t>
+        <w:t>Documentar hallazgos:</w:t>
+      </w:r>
+      <w:r>
+        <w:rPr>
+          <w:lang w:val="es-419" w:eastAsia="es-CO"/>
+        </w:rPr>
+        <w:t xml:space="preserve"> sirve como registro oficial de metodologías, resultados y conclusiones de un análisis.</w:t>
       </w:r>
     </w:p>
     <w:p>
@@ -7869,27 +7736,13 @@
           <w:bCs/>
           <w:lang w:val="es-419" w:eastAsia="es-CO"/>
         </w:rPr>
-        <w:t>Impulsar la mejora continua</w:t>
-      </w:r>
-      <w:r>
-        <w:rPr>
-          <w:b/>
-          <w:bCs/>
-          <w:lang w:val="es-419" w:eastAsia="es-CO"/>
-        </w:rPr>
-        <w:t>:</w:t>
-      </w:r>
-      <w:r>
-        <w:rPr>
-          <w:lang w:val="es-419" w:eastAsia="es-CO"/>
-        </w:rPr>
-        <w:t xml:space="preserve"> a</w:t>
-      </w:r>
-      <w:r>
-        <w:rPr>
-          <w:lang w:val="es-419" w:eastAsia="es-CO"/>
-        </w:rPr>
-        <w:t>l identificar problemas y oportunidades, se convierte en hoja de ruta para acciones correctivas y preventivas.</w:t>
+        <w:t>Impulsar la mejora continua:</w:t>
+      </w:r>
+      <w:r>
+        <w:rPr>
+          <w:lang w:val="es-419" w:eastAsia="es-CO"/>
+        </w:rPr>
+        <w:t xml:space="preserve"> al identificar problemas y oportunidades, se convierte en hoja de ruta para acciones correctivas y preventivas.</w:t>
       </w:r>
     </w:p>
     <w:p>
@@ -7909,27 +7762,13 @@
           <w:bCs/>
           <w:lang w:val="es-419" w:eastAsia="es-CO"/>
         </w:rPr>
-        <w:t>Evaluar el desempeño</w:t>
-      </w:r>
-      <w:r>
-        <w:rPr>
-          <w:b/>
-          <w:bCs/>
-          <w:lang w:val="es-419" w:eastAsia="es-CO"/>
-        </w:rPr>
-        <w:t>:</w:t>
-      </w:r>
-      <w:r>
-        <w:rPr>
-          <w:lang w:val="es-419" w:eastAsia="es-CO"/>
-        </w:rPr>
-        <w:t xml:space="preserve"> p</w:t>
-      </w:r>
-      <w:r>
-        <w:rPr>
-          <w:lang w:val="es-419" w:eastAsia="es-CO"/>
-        </w:rPr>
-        <w:t>ermite comparar la situación actual con metas o estándares, mostrando avances o necesidades de ajuste.</w:t>
+        <w:t>Evaluar el desempeño:</w:t>
+      </w:r>
+      <w:r>
+        <w:rPr>
+          <w:lang w:val="es-419" w:eastAsia="es-CO"/>
+        </w:rPr>
+        <w:t xml:space="preserve"> permite comparar la situación actual con metas o estándares, mostrando avances o necesidades de ajuste.</w:t>
       </w:r>
     </w:p>
     <w:p>
@@ -7949,27 +7788,13 @@
           <w:bCs/>
           <w:lang w:val="es-419" w:eastAsia="es-CO"/>
         </w:rPr>
-        <w:t>Rendición de cuentas</w:t>
-      </w:r>
-      <w:r>
-        <w:rPr>
-          <w:b/>
-          <w:bCs/>
-          <w:lang w:val="es-419" w:eastAsia="es-CO"/>
-        </w:rPr>
-        <w:t>:</w:t>
-      </w:r>
-      <w:r>
-        <w:rPr>
-          <w:lang w:val="es-419" w:eastAsia="es-CO"/>
-        </w:rPr>
-        <w:t xml:space="preserve"> e</w:t>
-      </w:r>
-      <w:r>
-        <w:rPr>
-          <w:lang w:val="es-419" w:eastAsia="es-CO"/>
-        </w:rPr>
-        <w:t>videncia el cumplimiento de proyectos, auditorías o iniciativas de mejora.</w:t>
+        <w:t>Rendición de cuentas:</w:t>
+      </w:r>
+      <w:r>
+        <w:rPr>
+          <w:lang w:val="es-419" w:eastAsia="es-CO"/>
+        </w:rPr>
+        <w:t xml:space="preserve"> evidencia el cumplimiento de proyectos, auditorías o iniciativas de mejora.</w:t>
       </w:r>
     </w:p>
     <w:p>
@@ -7990,27 +7815,13 @@
           <w:lang w:val="es-419" w:eastAsia="es-CO"/>
         </w:rPr>
         <w:lastRenderedPageBreak/>
-        <w:t>Transparencia y comunicación</w:t>
-      </w:r>
-      <w:r>
-        <w:rPr>
-          <w:b/>
-          <w:bCs/>
-          <w:lang w:val="es-419" w:eastAsia="es-CO"/>
-        </w:rPr>
-        <w:t>:</w:t>
-      </w:r>
-      <w:r>
-        <w:rPr>
-          <w:lang w:val="es-419" w:eastAsia="es-CO"/>
-        </w:rPr>
-        <w:t xml:space="preserve"> f</w:t>
-      </w:r>
-      <w:r>
-        <w:rPr>
-          <w:lang w:val="es-419" w:eastAsia="es-CO"/>
-        </w:rPr>
-        <w:t>acilita el entendimiento entre diferentes áreas sobre el estado de las operaciones de transporte.</w:t>
+        <w:t>Transparencia y comunicación:</w:t>
+      </w:r>
+      <w:r>
+        <w:rPr>
+          <w:lang w:val="es-419" w:eastAsia="es-CO"/>
+        </w:rPr>
+        <w:t xml:space="preserve"> facilita el entendimiento entre diferentes áreas sobre el estado de las operaciones de transporte.</w:t>
       </w:r>
     </w:p>
     <w:p>
@@ -8030,34 +7841,20 @@
           <w:bCs/>
           <w:lang w:val="es-419" w:eastAsia="es-CO"/>
         </w:rPr>
-        <w:t>Generación de conocimiento</w:t>
-      </w:r>
-      <w:r>
-        <w:rPr>
-          <w:b/>
-          <w:bCs/>
-          <w:lang w:val="es-419" w:eastAsia="es-CO"/>
-        </w:rPr>
-        <w:t>:</w:t>
-      </w:r>
-      <w:r>
-        <w:rPr>
-          <w:lang w:val="es-419" w:eastAsia="es-CO"/>
-        </w:rPr>
-        <w:t xml:space="preserve"> a</w:t>
-      </w:r>
-      <w:r>
-        <w:rPr>
-          <w:lang w:val="es-419" w:eastAsia="es-CO"/>
-        </w:rPr>
-        <w:t>porta al acervo de la organización, fortaleciendo el aprendizaje sobre sus propios procesos.</w:t>
+        <w:t>Generación de conocimiento:</w:t>
+      </w:r>
+      <w:r>
+        <w:rPr>
+          <w:lang w:val="es-419" w:eastAsia="es-CO"/>
+        </w:rPr>
+        <w:t xml:space="preserve"> aporta al acervo de la organización, fortaleciendo el aprendizaje sobre sus propios procesos.</w:t>
       </w:r>
     </w:p>
     <w:p>
       <w:pPr>
         <w:pStyle w:val="Ttulo2"/>
       </w:pPr>
-      <w:bookmarkStart w:id="26" w:name="_Toc212061786"/>
+      <w:bookmarkStart w:id="26" w:name="_Toc212566738"/>
       <w:r>
         <w:t>6.2 Estructura del informe</w:t>
       </w:r>
@@ -8272,7 +8069,7 @@
       <w:pPr>
         <w:pStyle w:val="Ttulo2"/>
       </w:pPr>
-      <w:bookmarkStart w:id="27" w:name="_Toc212061787"/>
+      <w:bookmarkStart w:id="27" w:name="_Toc212566739"/>
       <w:r>
         <w:t>6.3 Presentación de resultados</w:t>
       </w:r>
@@ -8510,7 +8307,7 @@
       <w:pPr>
         <w:pStyle w:val="Titulosgenerales"/>
       </w:pPr>
-      <w:bookmarkStart w:id="28" w:name="_Toc212061788"/>
+      <w:bookmarkStart w:id="28" w:name="_Toc212566740"/>
       <w:r>
         <w:lastRenderedPageBreak/>
         <w:t>Síntesis</w:t>
@@ -8543,23 +8340,37 @@
         <w:rPr>
           <w:lang w:val="es-419" w:eastAsia="es-CO"/>
         </w:rPr>
-        <w:t xml:space="preserve">Asimismo, se analizan las normativas aplicables, proporcionando herramientas para garantizar el cumplimiento legal y regulatorio. Se presentan los sistemas de gestión de calidad que influyen en la eficiencia de la operación, así como estrategias de aseguramiento y mejora continua. La documentación aborda el diagnóstico de procesos operativos, permitiendo identificar fortalezas, debilidades y oportunidades de optimización. Para fortalecer la aplicación de estos conceptos, se detallan los aspectos de la estructura del informe técnico y la presentación de resultados. Finalmente, se analiza la importancia de las conclusiones y recomendaciones como base para la toma </w:t>
-      </w:r>
-      <w:r>
-        <w:rPr>
+        <w:t>Asimismo, se analizan las normativas aplicables, proporcionando herramientas para garantizar el cumplimiento legal y regulatorio. Se presentan los sistemas de gestión de calidad que influyen en la eficiencia de la operación, así como estrategias de aseguramiento y mejora continua. La documentación aborda el diagnóstico de procesos operativos, permitiendo identificar fortalezas, debilidades y oportunidades de optimización. Para fortalecer la aplicación de estos conceptos, se detallan los aspectos de la estructura del informe técnico y la presentación de resultados. Finalmente, se analiza la importancia de las conclusiones y recomendaciones como base para la toma</w:t>
+      </w:r>
+      <w:r>
+        <w:rPr>
+          <w:lang w:val="es-419" w:eastAsia="es-CO"/>
+        </w:rPr>
+        <w:t xml:space="preserve"> </w:t>
+      </w:r>
+      <w:r>
+        <w:rPr>
+          <w:lang w:val="es-419" w:eastAsia="es-CO"/>
+        </w:rPr>
+        <w:t>de decisiones y la mejora de la gestión en el transporte.</w:t>
+      </w:r>
+    </w:p>
+    <w:p>
+      <w:pPr>
+        <w:rPr>
+          <w:lang w:val="es-419" w:eastAsia="es-CO"/>
+        </w:rPr>
+      </w:pPr>
+      <w:r>
+        <w:rPr>
+          <w:noProof/>
           <w:lang w:val="es-419" w:eastAsia="es-CO"/>
         </w:rPr>
         <w:lastRenderedPageBreak/>
-        <w:t xml:space="preserve">de decisiones y la mejora de la gestión en el transporte. </w:t>
-      </w:r>
-      <w:r>
-        <w:rPr>
-          <w:lang w:val="es-419" w:eastAsia="es-CO"/>
-        </w:rPr>
         <w:drawing>
-          <wp:inline distT="0" distB="0" distL="0" distR="0" wp14:anchorId="742F0E9B" wp14:editId="72CDD9F2">
-            <wp:extent cx="6332220" cy="3646170"/>
-            <wp:effectExtent l="0" t="0" r="5080" b="0"/>
+          <wp:inline distT="0" distB="0" distL="0" distR="0" wp14:anchorId="742F0E9B" wp14:editId="6EDD1B23">
+            <wp:extent cx="5443870" cy="3134647"/>
+            <wp:effectExtent l="0" t="0" r="4445" b="2540"/>
             <wp:docPr id="1775898322" name="Imagen 1" descr="El componente formativo “Ejecución del plan diagnóstico de procesos operativos de transporte” ofrece una aproximación integral a los conocimientos fundamentales sobre la gestión de los procesos operativos y la planificación de la operación en el transporte. Este módulo analiza detalladamente el proceso operativo, resaltando sus tipos, características y etapas en cuanto a su aplicabilidad y eficiencia, y se desglosan los diagramas de flujo como herramienta clave para la visualización de procedimientos.Asimismo, se estudian los elementos que conforman el plan operativo, su estructura, características y criterios de evaluación. La propuesta profundiza en la normatividad vigente que regula el transporte, así como en los sistemas de gestión de calidad que garantizan el aseguramiento de la operación y la mejora continua.Además, se destacan las metodologías para el diagnóstico de procesos, junto con la elaboración del informe técnico, enfatizando la presentación de resultados y conclusiones como soporte para la toma de decisiones y la optimización de las operaciones de transporte."/>
             <wp:cNvGraphicFramePr>
               <a:graphicFrameLocks xmlns:a="http://schemas.openxmlformats.org/drawingml/2006/main" noChangeAspect="1"/>
@@ -8580,7 +8391,7 @@
                   <pic:spPr>
                     <a:xfrm>
                       <a:off x="0" y="0"/>
-                      <a:ext cx="6332220" cy="3646170"/>
+                      <a:ext cx="5462393" cy="3145313"/>
                     </a:xfrm>
                     <a:prstGeom prst="rect">
                       <a:avLst/>
@@ -8605,7 +8416,7 @@
       <w:pPr>
         <w:pStyle w:val="Titulosgenerales"/>
       </w:pPr>
-      <w:bookmarkStart w:id="29" w:name="_Toc212061789"/>
+      <w:bookmarkStart w:id="29" w:name="_Toc212566741"/>
       <w:r>
         <w:lastRenderedPageBreak/>
         <w:t>Glosario</w:t>
@@ -8646,15 +8457,7 @@
           <w:szCs w:val="28"/>
           <w:lang w:val="es-419"/>
         </w:rPr>
-        <w:t>g</w:t>
-      </w:r>
-      <w:r>
-        <w:rPr>
-          <w:rFonts w:ascii="Calibri" w:hAnsi="Calibri" w:cs="Calibri"/>
-          <w:szCs w:val="28"/>
-          <w:lang w:val="es-419"/>
-        </w:rPr>
-        <w:t>rado en que un proceso de transporte cumple con los requisitos establecidos, enfocado en satisfacción del cliente, reducción de errores y mejora continua.</w:t>
+        <w:t>grado en que un proceso de transporte cumple con los requisitos establecidos, enfocado en satisfacción del cliente, reducción de errores y mejora continua.</w:t>
       </w:r>
     </w:p>
     <w:p>
@@ -8691,15 +8494,7 @@
           <w:szCs w:val="28"/>
           <w:lang w:val="es-419"/>
         </w:rPr>
-        <w:t>e</w:t>
-      </w:r>
-      <w:r>
-        <w:rPr>
-          <w:rFonts w:ascii="Calibri" w:hAnsi="Calibri" w:cs="Calibri"/>
-          <w:szCs w:val="28"/>
-          <w:lang w:val="es-419"/>
-        </w:rPr>
-        <w:t>valuación sistemática de los procesos logísticos de transporte para identificar fortalezas, debilidades, oportunidades de mejora y puntos críticos.</w:t>
+        <w:t>evaluación sistemática de los procesos logísticos de transporte para identificar fortalezas, debilidades, oportunidades de mejora y puntos críticos.</w:t>
       </w:r>
     </w:p>
     <w:p>
@@ -8736,15 +8531,7 @@
           <w:szCs w:val="28"/>
           <w:lang w:val="es-419"/>
         </w:rPr>
-        <w:t>r</w:t>
-      </w:r>
-      <w:r>
-        <w:rPr>
-          <w:rFonts w:ascii="Calibri" w:hAnsi="Calibri" w:cs="Calibri"/>
-          <w:szCs w:val="28"/>
-          <w:lang w:val="es-419"/>
-        </w:rPr>
-        <w:t>epresentaciones gráficas que muestran la secuencia de actividades y decisiones en los procesos de transporte.</w:t>
+        <w:t>representaciones gráficas que muestran la secuencia de actividades y decisiones en los procesos de transporte.</w:t>
       </w:r>
     </w:p>
     <w:p>
@@ -8781,15 +8568,7 @@
           <w:szCs w:val="28"/>
           <w:lang w:val="es-419"/>
         </w:rPr>
-        <w:t>f</w:t>
-      </w:r>
-      <w:r>
-        <w:rPr>
-          <w:rFonts w:ascii="Calibri" w:hAnsi="Calibri" w:cs="Calibri"/>
-          <w:szCs w:val="28"/>
-          <w:lang w:val="es-419"/>
-        </w:rPr>
-        <w:t>ases del transporte: planificación, ejecución, monitoreo y cierre, que aseguran trazabilidad y cumplimiento del servicio.</w:t>
+        <w:t>fases del transporte: planificación, ejecución, monitoreo y cierre, que aseguran trazabilidad y cumplimiento del servicio.</w:t>
       </w:r>
     </w:p>
     <w:p>
@@ -8826,15 +8605,7 @@
           <w:szCs w:val="28"/>
           <w:lang w:val="es-419"/>
         </w:rPr>
-        <w:t>m</w:t>
-      </w:r>
-      <w:r>
-        <w:rPr>
-          <w:rFonts w:ascii="Calibri" w:hAnsi="Calibri" w:cs="Calibri"/>
-          <w:szCs w:val="28"/>
-          <w:lang w:val="es-419"/>
-        </w:rPr>
-        <w:t>étricas cuantificables para evaluar el rendimiento del transporte, como puntualidad, costos, utilización de flota y seguridad.</w:t>
+        <w:t>métricas cuantificables para evaluar el rendimiento del transporte, como puntualidad, costos, utilización de flota y seguridad.</w:t>
       </w:r>
     </w:p>
     <w:p>
@@ -8871,15 +8642,7 @@
           <w:szCs w:val="28"/>
           <w:lang w:val="es-419"/>
         </w:rPr>
-        <w:t>d</w:t>
-      </w:r>
-      <w:r>
-        <w:rPr>
-          <w:rFonts w:ascii="Calibri" w:hAnsi="Calibri" w:cs="Calibri"/>
-          <w:szCs w:val="28"/>
-          <w:lang w:val="es-419"/>
-        </w:rPr>
-        <w:t>ocumento formal que presenta hallazgos, análisis y recomendaciones derivados de un diagnóstico de procesos operativos.</w:t>
+        <w:t>documento formal que presenta hallazgos, análisis y recomendaciones derivados de un diagnóstico de procesos operativos.</w:t>
       </w:r>
     </w:p>
     <w:p>
@@ -8916,15 +8679,7 @@
           <w:szCs w:val="28"/>
           <w:lang w:val="es-419"/>
         </w:rPr>
-        <w:t>e</w:t>
-      </w:r>
-      <w:r>
-        <w:rPr>
-          <w:rFonts w:ascii="Calibri" w:hAnsi="Calibri" w:cs="Calibri"/>
-          <w:szCs w:val="28"/>
-          <w:lang w:val="es-419"/>
-        </w:rPr>
-        <w:t>strategia para optimizar procesos de transporte mediante ajustes constantes, reducción de desperdicios y aplicación de metodologías como PHVA.</w:t>
+        <w:t>estrategia para optimizar procesos de transporte mediante ajustes constantes, reducción de desperdicios y aplicación de metodologías como PHVA.</w:t>
       </w:r>
     </w:p>
     <w:p>
@@ -8961,15 +8716,7 @@
           <w:szCs w:val="28"/>
           <w:lang w:val="es-419"/>
         </w:rPr>
-        <w:t>c</w:t>
-      </w:r>
-      <w:r>
-        <w:rPr>
-          <w:rFonts w:ascii="Calibri" w:hAnsi="Calibri" w:cs="Calibri"/>
-          <w:szCs w:val="28"/>
-          <w:lang w:val="es-419"/>
-        </w:rPr>
-        <w:t>onjunto de leyes, reglamentos y estándares que regulan el transporte y garantizan seguridad, legalidad y sostenibilidad.</w:t>
+        <w:t>conjunto de leyes, reglamentos y estándares que regulan el transporte y garantizan seguridad, legalidad y sostenibilidad.</w:t>
       </w:r>
     </w:p>
     <w:p>
@@ -9046,15 +8793,7 @@
           <w:szCs w:val="28"/>
           <w:lang w:val="es-419"/>
         </w:rPr>
-        <w:t>c</w:t>
-      </w:r>
-      <w:r>
-        <w:rPr>
-          <w:rFonts w:ascii="Calibri" w:hAnsi="Calibri" w:cs="Calibri"/>
-          <w:szCs w:val="28"/>
-          <w:lang w:val="es-419"/>
-        </w:rPr>
-        <w:t>onjunto de actividades planificadas y estructuradas que se ejecutan para transportar bienes o personas de un punto a otro, garantizando eficiencia, seguridad y cumplimiento.</w:t>
+        <w:t>conjunto de actividades planificadas y estructuradas que se ejecutan para transportar bienes o personas de un punto a otro, garantizando eficiencia, seguridad y cumplimiento.</w:t>
       </w:r>
     </w:p>
     <w:p>
@@ -9091,15 +8830,7 @@
           <w:szCs w:val="28"/>
           <w:lang w:val="es-419"/>
         </w:rPr>
-        <w:t>m</w:t>
-      </w:r>
-      <w:r>
-        <w:rPr>
-          <w:rFonts w:ascii="Calibri" w:hAnsi="Calibri" w:cs="Calibri"/>
-          <w:szCs w:val="28"/>
-          <w:lang w:val="es-419"/>
-        </w:rPr>
-        <w:t>edida que indica cuánto valor genera un recurso en la operación, por ejemplo: cantidad de entregas por vehículo o por conductor en un período.</w:t>
+        <w:t>medida que indica cuánto valor genera un recurso en la operación, por ejemplo: cantidad de entregas por vehículo o por conductor en un período.</w:t>
       </w:r>
     </w:p>
     <w:p>
@@ -9136,15 +8867,7 @@
           <w:szCs w:val="28"/>
           <w:lang w:val="es-419"/>
         </w:rPr>
-        <w:t>m</w:t>
-      </w:r>
-      <w:r>
-        <w:rPr>
-          <w:rFonts w:ascii="Calibri" w:hAnsi="Calibri" w:cs="Calibri"/>
-          <w:szCs w:val="28"/>
-          <w:lang w:val="es-419"/>
-        </w:rPr>
-        <w:t>edidas preventivas y correctivas aplicadas en el transporte terrestre para proteger la vida, la carga y la infraestructura.</w:t>
+        <w:t>medidas preventivas y correctivas aplicadas en el transporte terrestre para proteger la vida, la carga y la infraestructura.</w:t>
       </w:r>
     </w:p>
     <w:p>
@@ -9181,15 +8904,7 @@
           <w:szCs w:val="28"/>
           <w:lang w:val="es-419"/>
         </w:rPr>
-        <w:t>e</w:t>
-      </w:r>
-      <w:r>
-        <w:rPr>
-          <w:rFonts w:ascii="Calibri" w:hAnsi="Calibri" w:cs="Calibri"/>
-          <w:szCs w:val="28"/>
-          <w:lang w:val="es-419"/>
-        </w:rPr>
-        <w:t>nfoque que integra prácticas ambientales y sociales en los procesos de transporte para reducir impactos negativos.</w:t>
+        <w:t>enfoque que integra prácticas ambientales y sociales en los procesos de transporte para reducir impactos negativos.</w:t>
       </w:r>
     </w:p>
     <w:p>
@@ -9227,7 +8942,7 @@
       <w:pPr>
         <w:pStyle w:val="Titulosgenerales"/>
       </w:pPr>
-      <w:bookmarkStart w:id="30" w:name="_Toc212061790"/>
+      <w:bookmarkStart w:id="30" w:name="_Toc212566742"/>
       <w:r>
         <w:lastRenderedPageBreak/>
         <w:t>Material complementario</w:t>
@@ -9461,55 +9176,15 @@
                 <w:szCs w:val="28"/>
               </w:rPr>
             </w:pPr>
-            <w:r>
-              <w:rPr>
-                <w:color w:val="8496B0" w:themeColor="text2" w:themeTint="99"/>
-                <w:szCs w:val="28"/>
-              </w:rPr>
-              <w:fldChar w:fldCharType="begin"/>
-            </w:r>
-            <w:r>
-              <w:rPr>
-                <w:color w:val="8496B0" w:themeColor="text2" w:themeTint="99"/>
-                <w:szCs w:val="28"/>
-              </w:rPr>
-              <w:instrText>HYPERLINK "</w:instrText>
-            </w:r>
-            <w:r>
-              <w:rPr>
-                <w:color w:val="8496B0" w:themeColor="text2" w:themeTint="99"/>
-                <w:szCs w:val="28"/>
-              </w:rPr>
-              <w:instrText>https://www.youtube.com/watch?v=H3MbZ3Q7fsU</w:instrText>
-            </w:r>
-            <w:r>
-              <w:rPr>
-                <w:color w:val="8496B0" w:themeColor="text2" w:themeTint="99"/>
-                <w:szCs w:val="28"/>
-              </w:rPr>
-              <w:instrText>"</w:instrText>
-            </w:r>
-            <w:r>
-              <w:rPr>
-                <w:color w:val="8496B0" w:themeColor="text2" w:themeTint="99"/>
-                <w:szCs w:val="28"/>
-              </w:rPr>
-              <w:fldChar w:fldCharType="separate"/>
-            </w:r>
-            <w:r>
-              <w:rPr>
-                <w:rStyle w:val="Hipervnculo"/>
-                <w:szCs w:val="28"/>
-              </w:rPr>
-              <w:t>https://www.youtube.com/watch?v=H3MbZ3Q7fsU</w:t>
-            </w:r>
-            <w:r>
-              <w:rPr>
-                <w:color w:val="8496B0" w:themeColor="text2" w:themeTint="99"/>
-                <w:szCs w:val="28"/>
-              </w:rPr>
-              <w:fldChar w:fldCharType="end"/>
-            </w:r>
+            <w:hyperlink r:id="rId17" w:history="1">
+              <w:r>
+                <w:rPr>
+                  <w:rStyle w:val="Hipervnculo"/>
+                  <w:szCs w:val="28"/>
+                </w:rPr>
+                <w:t>https://www.youtube.com/watch?v=H3MbZ3Q7fsU</w:t>
+              </w:r>
+            </w:hyperlink>
           </w:p>
           <w:p>
             <w:pPr>
@@ -9606,55 +9281,15 @@
                 <w:szCs w:val="28"/>
               </w:rPr>
             </w:pPr>
-            <w:r>
-              <w:rPr>
-                <w:color w:val="8496B0" w:themeColor="text2" w:themeTint="99"/>
-                <w:szCs w:val="28"/>
-              </w:rPr>
-              <w:fldChar w:fldCharType="begin"/>
-            </w:r>
-            <w:r>
-              <w:rPr>
-                <w:color w:val="8496B0" w:themeColor="text2" w:themeTint="99"/>
-                <w:szCs w:val="28"/>
-              </w:rPr>
-              <w:instrText>HYPERLINK "</w:instrText>
-            </w:r>
-            <w:r>
-              <w:rPr>
-                <w:color w:val="8496B0" w:themeColor="text2" w:themeTint="99"/>
-                <w:szCs w:val="28"/>
-              </w:rPr>
-              <w:instrText>https://www.youtube.com/watch?v=f8MQ1yD-lj4</w:instrText>
-            </w:r>
-            <w:r>
-              <w:rPr>
-                <w:color w:val="8496B0" w:themeColor="text2" w:themeTint="99"/>
-                <w:szCs w:val="28"/>
-              </w:rPr>
-              <w:instrText>"</w:instrText>
-            </w:r>
-            <w:r>
-              <w:rPr>
-                <w:color w:val="8496B0" w:themeColor="text2" w:themeTint="99"/>
-                <w:szCs w:val="28"/>
-              </w:rPr>
-              <w:fldChar w:fldCharType="separate"/>
-            </w:r>
-            <w:r>
-              <w:rPr>
-                <w:rStyle w:val="Hipervnculo"/>
-                <w:szCs w:val="28"/>
-              </w:rPr>
-              <w:t>https://www.youtube.com/watch?v=f8MQ1yD-lj4</w:t>
-            </w:r>
-            <w:r>
-              <w:rPr>
-                <w:color w:val="8496B0" w:themeColor="text2" w:themeTint="99"/>
-                <w:szCs w:val="28"/>
-              </w:rPr>
-              <w:fldChar w:fldCharType="end"/>
-            </w:r>
+            <w:hyperlink r:id="rId18" w:history="1">
+              <w:r>
+                <w:rPr>
+                  <w:rStyle w:val="Hipervnculo"/>
+                  <w:szCs w:val="28"/>
+                </w:rPr>
+                <w:t>https://www.youtube.com/watch?v=f8MQ1yD-lj4</w:t>
+              </w:r>
+            </w:hyperlink>
           </w:p>
           <w:p>
             <w:pPr>
@@ -9681,7 +9316,7 @@
       <w:pPr>
         <w:pStyle w:val="Titulosgenerales"/>
       </w:pPr>
-      <w:bookmarkStart w:id="31" w:name="_Toc212061791"/>
+      <w:bookmarkStart w:id="31" w:name="_Toc212566743"/>
       <w:r>
         <w:lastRenderedPageBreak/>
         <w:t>Referencias bibliográficas</w:t>
@@ -9705,7 +9340,7 @@
         </w:rPr>
         <w:t xml:space="preserve">Cámara de Comercio Internacional. (2020). Incoterms® 2020: Reglas para el uso de los términos comerciales en contratos internacionales. Recuperado de </w:t>
       </w:r>
-      <w:hyperlink r:id="rId17" w:history="1">
+      <w:hyperlink r:id="rId19" w:history="1">
         <w:r>
           <w:rPr>
             <w:rStyle w:val="Hipervnculo"/>
@@ -9729,7 +9364,7 @@
         </w:rPr>
         <w:t xml:space="preserve">Cartagena, M. P. (2009). Manual de calidad para la empresa de transporte especial Expreso Costa Sur Ltda. [Tesis de pregrado, Universidad de Nariño]. Universidad de Nariño, Repositorio Institucional. </w:t>
       </w:r>
-      <w:hyperlink r:id="rId18" w:history="1">
+      <w:hyperlink r:id="rId20" w:history="1">
         <w:r>
           <w:rPr>
             <w:rStyle w:val="Hipervnculo"/>
@@ -9753,7 +9388,7 @@
         </w:rPr>
         <w:t xml:space="preserve">Colombia. Ministerio de Transporte. (2001). Decreto 173 de 2001: Por el cual se reglamenta el Servicio Público de Transporte Terrestre Automotor de Carga. </w:t>
       </w:r>
-      <w:hyperlink r:id="rId19" w:history="1">
+      <w:hyperlink r:id="rId21" w:history="1">
         <w:r>
           <w:rPr>
             <w:rStyle w:val="Hipervnculo"/>
@@ -9777,7 +9412,7 @@
         </w:rPr>
         <w:t xml:space="preserve">Colombia. Ministerio de Transporte. (2002). Decreto 1609 de 2002: Por el cual se reglamenta el manejo y transporte terrestre automotor de mercancías peligrosas por carretera. </w:t>
       </w:r>
-      <w:hyperlink r:id="rId20" w:history="1">
+      <w:hyperlink r:id="rId22" w:history="1">
         <w:r>
           <w:rPr>
             <w:rStyle w:val="Hipervnculo"/>
@@ -9801,7 +9436,7 @@
         </w:rPr>
         <w:t xml:space="preserve">Díaz de Santos, M. M. T. (2013). Transporte, operadores, redes. Editorial Díaz de Santos. </w:t>
       </w:r>
-      <w:hyperlink r:id="rId21" w:history="1">
+      <w:hyperlink r:id="rId23" w:history="1">
         <w:r>
           <w:rPr>
             <w:rStyle w:val="Hipervnculo"/>
@@ -9823,23 +9458,7 @@
           <w:color w:val="000000" w:themeColor="text1"/>
           <w:lang w:val="en-US" w:eastAsia="es-CO"/>
         </w:rPr>
-        <w:t>International Maritime Organization (IMO). (2016). SOLAS: International Convention for the Safety of Life at Sea, 1974 (</w:t>
-      </w:r>
-      <w:proofErr w:type="spellStart"/>
-      <w:r>
-        <w:rPr>
-          <w:color w:val="000000" w:themeColor="text1"/>
-          <w:lang w:val="en-US" w:eastAsia="es-CO"/>
-        </w:rPr>
-        <w:t>enmienda</w:t>
-      </w:r>
-      <w:proofErr w:type="spellEnd"/>
-      <w:r>
-        <w:rPr>
-          <w:color w:val="000000" w:themeColor="text1"/>
-          <w:lang w:val="en-US" w:eastAsia="es-CO"/>
-        </w:rPr>
-        <w:t xml:space="preserve"> VGM). </w:t>
+        <w:t xml:space="preserve">International Maritime Organization (IMO). (2016). SOLAS: International Convention for the Safety of Life at Sea, 1974 (enmienda VGM). </w:t>
       </w:r>
       <w:r>
         <w:rPr>
@@ -9848,7 +9467,7 @@
         </w:rPr>
         <w:t xml:space="preserve">Recuperado de </w:t>
       </w:r>
-      <w:hyperlink r:id="rId22" w:history="1">
+      <w:hyperlink r:id="rId24" w:history="1">
         <w:r>
           <w:rPr>
             <w:rStyle w:val="Hipervnculo"/>
@@ -9872,7 +9491,7 @@
         </w:rPr>
         <w:t xml:space="preserve">Instituto Interamericano de Desarrollo (IDB). (2015). Guía logística: Aspectos conceptuales y prácticos de la logística de cargas. Banco Interamericano de Desarrollo. </w:t>
       </w:r>
-      <w:hyperlink r:id="rId23" w:history="1">
+      <w:hyperlink r:id="rId25" w:history="1">
         <w:r>
           <w:rPr>
             <w:rStyle w:val="Hipervnculo"/>
@@ -9896,7 +9515,7 @@
         </w:rPr>
         <w:t xml:space="preserve">Ministerio de Transporte de Colombia. (2012). Norma Técnica NTC 2880: Transporte y manejo terrestre de cilindros con mercancías peligrosas [PDF]. ICONTEC. </w:t>
       </w:r>
-      <w:hyperlink r:id="rId24" w:history="1">
+      <w:hyperlink r:id="rId26" w:history="1">
         <w:r>
           <w:rPr>
             <w:rStyle w:val="Hipervnculo"/>
@@ -9920,20 +9539,13 @@
         </w:rPr>
         <w:t xml:space="preserve">Ministerio de Transporte de Colombia. (2015a). Instructivo: Normas de transporte terrestre de pasajeros y carga [PDF]. </w:t>
       </w:r>
-      <w:hyperlink r:id="rId25" w:history="1">
+      <w:hyperlink r:id="rId27" w:history="1">
         <w:r>
           <w:rPr>
             <w:rStyle w:val="Hipervnculo"/>
             <w:lang w:eastAsia="es-CO"/>
           </w:rPr>
-          <w:t>https://www.appaura.com.co/repository/PR-2025-006-0009.pd</w:t>
-        </w:r>
-        <w:r>
-          <w:rPr>
-            <w:rStyle w:val="Hipervnculo"/>
-            <w:lang w:eastAsia="es-CO"/>
-          </w:rPr>
-          <w:t>f</w:t>
+          <w:t>https://www.appaura.com.co/repository/PR-2025-006-0009.pdf</w:t>
         </w:r>
       </w:hyperlink>
     </w:p>
@@ -9972,7 +9584,7 @@
       <w:pPr>
         <w:pStyle w:val="Titulosgenerales"/>
       </w:pPr>
-      <w:bookmarkStart w:id="32" w:name="_Toc212061792"/>
+      <w:bookmarkStart w:id="32" w:name="_Toc212566744"/>
       <w:r>
         <w:lastRenderedPageBreak/>
         <w:t>C</w:t>
@@ -11034,8 +10646,8 @@
       </w:pPr>
     </w:p>
     <w:sectPr>
-      <w:headerReference w:type="default" r:id="rId26"/>
-      <w:footerReference w:type="default" r:id="rId27"/>
+      <w:headerReference w:type="default" r:id="rId28"/>
+      <w:footerReference w:type="default" r:id="rId29"/>
       <w:pgSz w:w="12240" w:h="15840"/>
       <w:pgMar w:top="1701" w:right="1134" w:bottom="1134" w:left="1134" w:header="709" w:footer="737" w:gutter="0"/>
       <w:pgNumType w:start="1"/>
@@ -43512,6 +43124,7 @@
   <w:style w:type="character" w:default="1" w:styleId="Fuentedeprrafopredeter">
     <w:name w:val="Default Paragraph Font"/>
     <w:uiPriority w:val="1"/>
+    <w:semiHidden/>
     <w:unhideWhenUsed/>
   </w:style>
   <w:style w:type="table" w:default="1" w:styleId="Tablanormal">
@@ -44675,15 +44288,6 @@
 </file>
 
 <file path=customXml/item1.xml><?xml version="1.0" encoding="utf-8"?>
-<?mso-contentType ?>
-<FormTemplates xmlns="http://schemas.microsoft.com/sharepoint/v3/contenttype/forms">
-  <Display>DocumentLibraryForm</Display>
-  <Edit>DocumentLibraryForm</Edit>
-  <New>DocumentLibraryForm</New>
-</FormTemplates>
-</file>
-
-<file path=customXml/item2.xml><?xml version="1.0" encoding="utf-8"?>
 <p:properties xmlns:p="http://schemas.microsoft.com/office/2006/metadata/properties" xmlns:xsi="http://www.w3.org/2001/XMLSchema-instance" xmlns:pc="http://schemas.microsoft.com/office/infopath/2007/PartnerControls">
   <documentManagement>
     <TaxCatchAll xmlns="adccf511-daff-4bcb-9072-914cedbf4c7e" xsi:nil="true"/>
@@ -44694,13 +44298,18 @@
 </p:properties>
 </file>
 
-<file path=customXml/item3.xml><?xml version="1.0" encoding="utf-8"?>
-<b:Sources xmlns:b="http://schemas.openxmlformats.org/officeDocument/2006/bibliography" xmlns="http://schemas.openxmlformats.org/officeDocument/2006/bibliography" SelectedStyle="\APASixthEditionOfficeOnline.xsl" StyleName="APA" Version="6"/>
+<file path=customXml/item2.xml><?xml version="1.0" encoding="utf-8"?>
+<?mso-contentType ?>
+<FormTemplates xmlns="http://schemas.microsoft.com/sharepoint/v3/contenttype/forms">
+  <Display>DocumentLibraryForm</Display>
+  <Edit>DocumentLibraryForm</Edit>
+  <New>DocumentLibraryForm</New>
+</FormTemplates>
 </file>
 
-<file path=customXml/item4.xml><?xml version="1.0" encoding="utf-8"?>
-<ct:contentTypeSchema xmlns:ct="http://schemas.microsoft.com/office/2006/metadata/contentType" xmlns:ma="http://schemas.microsoft.com/office/2006/metadata/properties/metaAttributes" ct:_="" ma:_="" ma:contentTypeName="Documento" ma:contentTypeID="0x010100FC2B1768DD5A774EB396CCAB0DE361C1" ma:contentTypeVersion="12" ma:contentTypeDescription="Crear nuevo documento." ma:contentTypeScope="" ma:versionID="73bbb3c317121ea3087ce0564dba81cf">
-  <xsd:schema xmlns:xsd="http://www.w3.org/2001/XMLSchema" xmlns:xs="http://www.w3.org/2001/XMLSchema" xmlns:p="http://schemas.microsoft.com/office/2006/metadata/properties" xmlns:ns2="a70d3c18-0869-45a1-9f75-4b4b8f0f32be" xmlns:ns3="adccf511-daff-4bcb-9072-914cedbf4c7e" targetNamespace="http://schemas.microsoft.com/office/2006/metadata/properties" ma:root="true" ma:fieldsID="89b5199a66abea40ca7ec6b263fc5e35" ns2:_="" ns3:_="">
+<file path=customXml/item3.xml><?xml version="1.0" encoding="utf-8"?>
+<ct:contentTypeSchema xmlns:ct="http://schemas.microsoft.com/office/2006/metadata/contentType" xmlns:ma="http://schemas.microsoft.com/office/2006/metadata/properties/metaAttributes" ct:_="" ma:_="" ma:contentTypeName="Documento" ma:contentTypeID="0x010100FC2B1768DD5A774EB396CCAB0DE361C1" ma:contentTypeVersion="12" ma:contentTypeDescription="Crear nuevo documento." ma:contentTypeScope="" ma:versionID="d4a546b22d2924edabf51241cf3422b8">
+  <xsd:schema xmlns:xsd="http://www.w3.org/2001/XMLSchema" xmlns:xs="http://www.w3.org/2001/XMLSchema" xmlns:p="http://schemas.microsoft.com/office/2006/metadata/properties" xmlns:ns2="a70d3c18-0869-45a1-9f75-4b4b8f0f32be" xmlns:ns3="adccf511-daff-4bcb-9072-914cedbf4c7e" targetNamespace="http://schemas.microsoft.com/office/2006/metadata/properties" ma:root="true" ma:fieldsID="e29002b2d9ca820e89c57fc59ec70c79" ns2:_="" ns3:_="">
     <xsd:import namespace="a70d3c18-0869-45a1-9f75-4b4b8f0f32be"/>
     <xsd:import namespace="adccf511-daff-4bcb-9072-914cedbf4c7e"/>
     <xsd:element name="properties">
@@ -44899,15 +44508,11 @@
 </ct:contentTypeSchema>
 </file>
 
-<file path=customXml/itemProps1.xml><?xml version="1.0" encoding="utf-8"?>
-<ds:datastoreItem xmlns:ds="http://schemas.openxmlformats.org/officeDocument/2006/customXml" ds:itemID="{81CBDEC1-3B00-44ED-AD36-0268077980BA}">
-  <ds:schemaRefs>
-    <ds:schemaRef ds:uri="http://schemas.microsoft.com/sharepoint/v3/contenttype/forms"/>
-  </ds:schemaRefs>
-</ds:datastoreItem>
+<file path=customXml/item4.xml><?xml version="1.0" encoding="utf-8"?>
+<b:Sources xmlns:b="http://schemas.openxmlformats.org/officeDocument/2006/bibliography" xmlns="http://schemas.openxmlformats.org/officeDocument/2006/bibliography" SelectedStyle="\APASixthEditionOfficeOnline.xsl" StyleName="APA" Version="6"/>
 </file>
 
-<file path=customXml/itemProps2.xml><?xml version="1.0" encoding="utf-8"?>
+<file path=customXml/itemProps1.xml><?xml version="1.0" encoding="utf-8"?>
 <ds:datastoreItem xmlns:ds="http://schemas.openxmlformats.org/officeDocument/2006/customXml" ds:itemID="{6929C9FE-9F22-4B98-96EF-1B541B3BD0B2}">
   <ds:schemaRefs>
     <ds:schemaRef ds:uri="http://schemas.microsoft.com/office/2006/metadata/properties"/>
@@ -44918,14 +44523,22 @@
 </ds:datastoreItem>
 </file>
 
+<file path=customXml/itemProps2.xml><?xml version="1.0" encoding="utf-8"?>
+<ds:datastoreItem xmlns:ds="http://schemas.openxmlformats.org/officeDocument/2006/customXml" ds:itemID="{81CBDEC1-3B00-44ED-AD36-0268077980BA}">
+  <ds:schemaRefs>
+    <ds:schemaRef ds:uri="http://schemas.microsoft.com/sharepoint/v3/contenttype/forms"/>
+  </ds:schemaRefs>
+</ds:datastoreItem>
+</file>
+
 <file path=customXml/itemProps3.xml><?xml version="1.0" encoding="utf-8"?>
+<ds:datastoreItem xmlns:ds="http://schemas.openxmlformats.org/officeDocument/2006/customXml" ds:itemID="{F3AFE8C7-D5C3-4FF7-A841-DCF188CBA444}"/>
+</file>
+
+<file path=customXml/itemProps4.xml><?xml version="1.0" encoding="utf-8"?>
 <ds:datastoreItem xmlns:ds="http://schemas.openxmlformats.org/officeDocument/2006/customXml" ds:itemID="{E8AB44A3-7C62-4BD2-82ED-8ABC209970FA}">
   <ds:schemaRefs>
     <ds:schemaRef ds:uri="http://schemas.openxmlformats.org/officeDocument/2006/bibliography"/>
   </ds:schemaRefs>
 </ds:datastoreItem>
-</file>
-
-<file path=customXml/itemProps4.xml><?xml version="1.0" encoding="utf-8"?>
-<ds:datastoreItem xmlns:ds="http://schemas.openxmlformats.org/officeDocument/2006/customXml" ds:itemID="{1BB84853-9447-44A9-8647-8D99971DDFFC}"/>
 </file>
--- a/fuentes/CFA2_12150026_DU.docx
+++ b/fuentes/CFA2_12150026_DU.docx
@@ -572,7 +572,7 @@
           <w:r>
             <w:fldChar w:fldCharType="separate"/>
           </w:r>
-          <w:hyperlink w:anchor="_Toc212566712" w:history="1">
+          <w:hyperlink w:anchor="_Toc212751948" w:history="1">
             <w:r>
               <w:rPr>
                 <w:rStyle w:val="Hipervnculo"/>
@@ -599,7 +599,7 @@
                 <w:noProof/>
                 <w:webHidden/>
               </w:rPr>
-              <w:instrText xml:space="preserve"> PAGEREF _Toc212566712 \h </w:instrText>
+              <w:instrText xml:space="preserve"> PAGEREF _Toc212751948 \h </w:instrText>
             </w:r>
             <w:r>
               <w:rPr>
@@ -645,7 +645,7 @@
               <w:lang w:eastAsia="es-MX"/>
             </w:rPr>
           </w:pPr>
-          <w:hyperlink w:anchor="_Toc212566713" w:history="1">
+          <w:hyperlink w:anchor="_Toc212751949" w:history="1">
             <w:r>
               <w:rPr>
                 <w:rStyle w:val="Hipervnculo"/>
@@ -689,7 +689,7 @@
                 <w:noProof/>
                 <w:webHidden/>
               </w:rPr>
-              <w:instrText xml:space="preserve"> PAGEREF _Toc212566713 \h </w:instrText>
+              <w:instrText xml:space="preserve"> PAGEREF _Toc212751949 \h </w:instrText>
             </w:r>
             <w:r>
               <w:rPr>
@@ -731,7 +731,7 @@
               <w:lang w:eastAsia="es-MX"/>
             </w:rPr>
           </w:pPr>
-          <w:hyperlink w:anchor="_Toc212566714" w:history="1">
+          <w:hyperlink w:anchor="_Toc212751950" w:history="1">
             <w:r>
               <w:rPr>
                 <w:rStyle w:val="Hipervnculo"/>
@@ -775,7 +775,7 @@
                 <w:noProof/>
                 <w:webHidden/>
               </w:rPr>
-              <w:instrText xml:space="preserve"> PAGEREF _Toc212566714 \h </w:instrText>
+              <w:instrText xml:space="preserve"> PAGEREF _Toc212751950 \h </w:instrText>
             </w:r>
             <w:r>
               <w:rPr>
@@ -817,7 +817,7 @@
               <w:lang w:eastAsia="es-MX"/>
             </w:rPr>
           </w:pPr>
-          <w:hyperlink w:anchor="_Toc212566715" w:history="1">
+          <w:hyperlink w:anchor="_Toc212751951" w:history="1">
             <w:r>
               <w:rPr>
                 <w:rStyle w:val="Hipervnculo"/>
@@ -844,7 +844,7 @@
                 <w:noProof/>
                 <w:webHidden/>
               </w:rPr>
-              <w:instrText xml:space="preserve"> PAGEREF _Toc212566715 \h </w:instrText>
+              <w:instrText xml:space="preserve"> PAGEREF _Toc212751951 \h </w:instrText>
             </w:r>
             <w:r>
               <w:rPr>
@@ -886,7 +886,7 @@
               <w:lang w:eastAsia="es-MX"/>
             </w:rPr>
           </w:pPr>
-          <w:hyperlink w:anchor="_Toc212566716" w:history="1">
+          <w:hyperlink w:anchor="_Toc212751952" w:history="1">
             <w:r>
               <w:rPr>
                 <w:rStyle w:val="Hipervnculo"/>
@@ -913,7 +913,7 @@
                 <w:noProof/>
                 <w:webHidden/>
               </w:rPr>
-              <w:instrText xml:space="preserve"> PAGEREF _Toc212566716 \h </w:instrText>
+              <w:instrText xml:space="preserve"> PAGEREF _Toc212751952 \h </w:instrText>
             </w:r>
             <w:r>
               <w:rPr>
@@ -955,7 +955,7 @@
               <w:lang w:eastAsia="es-MX"/>
             </w:rPr>
           </w:pPr>
-          <w:hyperlink w:anchor="_Toc212566717" w:history="1">
+          <w:hyperlink w:anchor="_Toc212751953" w:history="1">
             <w:r>
               <w:rPr>
                 <w:rStyle w:val="Hipervnculo"/>
@@ -982,7 +982,7 @@
                 <w:noProof/>
                 <w:webHidden/>
               </w:rPr>
-              <w:instrText xml:space="preserve"> PAGEREF _Toc212566717 \h </w:instrText>
+              <w:instrText xml:space="preserve"> PAGEREF _Toc212751953 \h </w:instrText>
             </w:r>
             <w:r>
               <w:rPr>
@@ -1024,7 +1024,7 @@
               <w:lang w:eastAsia="es-MX"/>
             </w:rPr>
           </w:pPr>
-          <w:hyperlink w:anchor="_Toc212566718" w:history="1">
+          <w:hyperlink w:anchor="_Toc212751954" w:history="1">
             <w:r>
               <w:rPr>
                 <w:rStyle w:val="Hipervnculo"/>
@@ -1051,7 +1051,7 @@
                 <w:noProof/>
                 <w:webHidden/>
               </w:rPr>
-              <w:instrText xml:space="preserve"> PAGEREF _Toc212566718 \h </w:instrText>
+              <w:instrText xml:space="preserve"> PAGEREF _Toc212751954 \h </w:instrText>
             </w:r>
             <w:r>
               <w:rPr>
@@ -1097,7 +1097,7 @@
               <w:lang w:eastAsia="es-MX"/>
             </w:rPr>
           </w:pPr>
-          <w:hyperlink w:anchor="_Toc212566719" w:history="1">
+          <w:hyperlink w:anchor="_Toc212751955" w:history="1">
             <w:r>
               <w:rPr>
                 <w:rStyle w:val="Hipervnculo"/>
@@ -1141,7 +1141,7 @@
                 <w:noProof/>
                 <w:webHidden/>
               </w:rPr>
-              <w:instrText xml:space="preserve"> PAGEREF _Toc212566719 \h </w:instrText>
+              <w:instrText xml:space="preserve"> PAGEREF _Toc212751955 \h </w:instrText>
             </w:r>
             <w:r>
               <w:rPr>
@@ -1183,7 +1183,7 @@
               <w:lang w:eastAsia="es-MX"/>
             </w:rPr>
           </w:pPr>
-          <w:hyperlink w:anchor="_Toc212566720" w:history="1">
+          <w:hyperlink w:anchor="_Toc212751956" w:history="1">
             <w:r>
               <w:rPr>
                 <w:rStyle w:val="Hipervnculo"/>
@@ -1210,7 +1210,7 @@
                 <w:noProof/>
                 <w:webHidden/>
               </w:rPr>
-              <w:instrText xml:space="preserve"> PAGEREF _Toc212566720 \h </w:instrText>
+              <w:instrText xml:space="preserve"> PAGEREF _Toc212751956 \h </w:instrText>
             </w:r>
             <w:r>
               <w:rPr>
@@ -1252,7 +1252,7 @@
               <w:lang w:eastAsia="es-MX"/>
             </w:rPr>
           </w:pPr>
-          <w:hyperlink w:anchor="_Toc212566721" w:history="1">
+          <w:hyperlink w:anchor="_Toc212751957" w:history="1">
             <w:r>
               <w:rPr>
                 <w:rStyle w:val="Hipervnculo"/>
@@ -1279,7 +1279,7 @@
                 <w:noProof/>
                 <w:webHidden/>
               </w:rPr>
-              <w:instrText xml:space="preserve"> PAGEREF _Toc212566721 \h </w:instrText>
+              <w:instrText xml:space="preserve"> PAGEREF _Toc212751957 \h </w:instrText>
             </w:r>
             <w:r>
               <w:rPr>
@@ -1321,7 +1321,7 @@
               <w:lang w:eastAsia="es-MX"/>
             </w:rPr>
           </w:pPr>
-          <w:hyperlink w:anchor="_Toc212566722" w:history="1">
+          <w:hyperlink w:anchor="_Toc212751958" w:history="1">
             <w:r>
               <w:rPr>
                 <w:rStyle w:val="Hipervnculo"/>
@@ -1348,7 +1348,7 @@
                 <w:noProof/>
                 <w:webHidden/>
               </w:rPr>
-              <w:instrText xml:space="preserve"> PAGEREF _Toc212566722 \h </w:instrText>
+              <w:instrText xml:space="preserve"> PAGEREF _Toc212751958 \h </w:instrText>
             </w:r>
             <w:r>
               <w:rPr>
@@ -1390,7 +1390,7 @@
               <w:lang w:eastAsia="es-MX"/>
             </w:rPr>
           </w:pPr>
-          <w:hyperlink w:anchor="_Toc212566723" w:history="1">
+          <w:hyperlink w:anchor="_Toc212751959" w:history="1">
             <w:r>
               <w:rPr>
                 <w:rStyle w:val="Hipervnculo"/>
@@ -1417,7 +1417,7 @@
                 <w:noProof/>
                 <w:webHidden/>
               </w:rPr>
-              <w:instrText xml:space="preserve"> PAGEREF _Toc212566723 \h </w:instrText>
+              <w:instrText xml:space="preserve"> PAGEREF _Toc212751959 \h </w:instrText>
             </w:r>
             <w:r>
               <w:rPr>
@@ -1463,7 +1463,7 @@
               <w:lang w:eastAsia="es-MX"/>
             </w:rPr>
           </w:pPr>
-          <w:hyperlink w:anchor="_Toc212566724" w:history="1">
+          <w:hyperlink w:anchor="_Toc212751960" w:history="1">
             <w:r>
               <w:rPr>
                 <w:rStyle w:val="Hipervnculo"/>
@@ -1507,7 +1507,7 @@
                 <w:noProof/>
                 <w:webHidden/>
               </w:rPr>
-              <w:instrText xml:space="preserve"> PAGEREF _Toc212566724 \h </w:instrText>
+              <w:instrText xml:space="preserve"> PAGEREF _Toc212751960 \h </w:instrText>
             </w:r>
             <w:r>
               <w:rPr>
@@ -1549,7 +1549,7 @@
               <w:lang w:eastAsia="es-MX"/>
             </w:rPr>
           </w:pPr>
-          <w:hyperlink w:anchor="_Toc212566725" w:history="1">
+          <w:hyperlink w:anchor="_Toc212751961" w:history="1">
             <w:r>
               <w:rPr>
                 <w:rStyle w:val="Hipervnculo"/>
@@ -1576,7 +1576,7 @@
                 <w:noProof/>
                 <w:webHidden/>
               </w:rPr>
-              <w:instrText xml:space="preserve"> PAGEREF _Toc212566725 \h </w:instrText>
+              <w:instrText xml:space="preserve"> PAGEREF _Toc212751961 \h </w:instrText>
             </w:r>
             <w:r>
               <w:rPr>
@@ -1618,7 +1618,7 @@
               <w:lang w:eastAsia="es-MX"/>
             </w:rPr>
           </w:pPr>
-          <w:hyperlink w:anchor="_Toc212566726" w:history="1">
+          <w:hyperlink w:anchor="_Toc212751962" w:history="1">
             <w:r>
               <w:rPr>
                 <w:rStyle w:val="Hipervnculo"/>
@@ -1645,7 +1645,7 @@
                 <w:noProof/>
                 <w:webHidden/>
               </w:rPr>
-              <w:instrText xml:space="preserve"> PAGEREF _Toc212566726 \h </w:instrText>
+              <w:instrText xml:space="preserve"> PAGEREF _Toc212751962 \h </w:instrText>
             </w:r>
             <w:r>
               <w:rPr>
@@ -1691,7 +1691,7 @@
               <w:lang w:eastAsia="es-MX"/>
             </w:rPr>
           </w:pPr>
-          <w:hyperlink w:anchor="_Toc212566727" w:history="1">
+          <w:hyperlink w:anchor="_Toc212751963" w:history="1">
             <w:r>
               <w:rPr>
                 <w:rStyle w:val="Hipervnculo"/>
@@ -1735,7 +1735,7 @@
                 <w:noProof/>
                 <w:webHidden/>
               </w:rPr>
-              <w:instrText xml:space="preserve"> PAGEREF _Toc212566727 \h </w:instrText>
+              <w:instrText xml:space="preserve"> PAGEREF _Toc212751963 \h </w:instrText>
             </w:r>
             <w:r>
               <w:rPr>
@@ -1777,7 +1777,7 @@
               <w:lang w:eastAsia="es-MX"/>
             </w:rPr>
           </w:pPr>
-          <w:hyperlink w:anchor="_Toc212566728" w:history="1">
+          <w:hyperlink w:anchor="_Toc212751964" w:history="1">
             <w:r>
               <w:rPr>
                 <w:rStyle w:val="Hipervnculo"/>
@@ -1804,7 +1804,7 @@
                 <w:noProof/>
                 <w:webHidden/>
               </w:rPr>
-              <w:instrText xml:space="preserve"> PAGEREF _Toc212566728 \h </w:instrText>
+              <w:instrText xml:space="preserve"> PAGEREF _Toc212751964 \h </w:instrText>
             </w:r>
             <w:r>
               <w:rPr>
@@ -1846,7 +1846,7 @@
               <w:lang w:eastAsia="es-MX"/>
             </w:rPr>
           </w:pPr>
-          <w:hyperlink w:anchor="_Toc212566729" w:history="1">
+          <w:hyperlink w:anchor="_Toc212751965" w:history="1">
             <w:r>
               <w:rPr>
                 <w:rStyle w:val="Hipervnculo"/>
@@ -1873,7 +1873,7 @@
                 <w:noProof/>
                 <w:webHidden/>
               </w:rPr>
-              <w:instrText xml:space="preserve"> PAGEREF _Toc212566729 \h </w:instrText>
+              <w:instrText xml:space="preserve"> PAGEREF _Toc212751965 \h </w:instrText>
             </w:r>
             <w:r>
               <w:rPr>
@@ -1915,7 +1915,7 @@
               <w:lang w:eastAsia="es-MX"/>
             </w:rPr>
           </w:pPr>
-          <w:hyperlink w:anchor="_Toc212566730" w:history="1">
+          <w:hyperlink w:anchor="_Toc212751966" w:history="1">
             <w:r>
               <w:rPr>
                 <w:rStyle w:val="Hipervnculo"/>
@@ -1942,7 +1942,7 @@
                 <w:noProof/>
                 <w:webHidden/>
               </w:rPr>
-              <w:instrText xml:space="preserve"> PAGEREF _Toc212566730 \h </w:instrText>
+              <w:instrText xml:space="preserve"> PAGEREF _Toc212751966 \h </w:instrText>
             </w:r>
             <w:r>
               <w:rPr>
@@ -1984,7 +1984,7 @@
               <w:lang w:eastAsia="es-MX"/>
             </w:rPr>
           </w:pPr>
-          <w:hyperlink w:anchor="_Toc212566731" w:history="1">
+          <w:hyperlink w:anchor="_Toc212751967" w:history="1">
             <w:r>
               <w:rPr>
                 <w:rStyle w:val="Hipervnculo"/>
@@ -2011,7 +2011,7 @@
                 <w:noProof/>
                 <w:webHidden/>
               </w:rPr>
-              <w:instrText xml:space="preserve"> PAGEREF _Toc212566731 \h </w:instrText>
+              <w:instrText xml:space="preserve"> PAGEREF _Toc212751967 \h </w:instrText>
             </w:r>
             <w:r>
               <w:rPr>
@@ -2057,7 +2057,7 @@
               <w:lang w:eastAsia="es-MX"/>
             </w:rPr>
           </w:pPr>
-          <w:hyperlink w:anchor="_Toc212566732" w:history="1">
+          <w:hyperlink w:anchor="_Toc212751968" w:history="1">
             <w:r>
               <w:rPr>
                 <w:rStyle w:val="Hipervnculo"/>
@@ -2101,7 +2101,7 @@
                 <w:noProof/>
                 <w:webHidden/>
               </w:rPr>
-              <w:instrText xml:space="preserve"> PAGEREF _Toc212566732 \h </w:instrText>
+              <w:instrText xml:space="preserve"> PAGEREF _Toc212751968 \h </w:instrText>
             </w:r>
             <w:r>
               <w:rPr>
@@ -2143,7 +2143,7 @@
               <w:lang w:eastAsia="es-MX"/>
             </w:rPr>
           </w:pPr>
-          <w:hyperlink w:anchor="_Toc212566733" w:history="1">
+          <w:hyperlink w:anchor="_Toc212751969" w:history="1">
             <w:r>
               <w:rPr>
                 <w:rStyle w:val="Hipervnculo"/>
@@ -2170,7 +2170,7 @@
                 <w:noProof/>
                 <w:webHidden/>
               </w:rPr>
-              <w:instrText xml:space="preserve"> PAGEREF _Toc212566733 \h </w:instrText>
+              <w:instrText xml:space="preserve"> PAGEREF _Toc212751969 \h </w:instrText>
             </w:r>
             <w:r>
               <w:rPr>
@@ -2212,7 +2212,7 @@
               <w:lang w:eastAsia="es-MX"/>
             </w:rPr>
           </w:pPr>
-          <w:hyperlink w:anchor="_Toc212566734" w:history="1">
+          <w:hyperlink w:anchor="_Toc212751970" w:history="1">
             <w:r>
               <w:rPr>
                 <w:rStyle w:val="Hipervnculo"/>
@@ -2239,7 +2239,7 @@
                 <w:noProof/>
                 <w:webHidden/>
               </w:rPr>
-              <w:instrText xml:space="preserve"> PAGEREF _Toc212566734 \h </w:instrText>
+              <w:instrText xml:space="preserve"> PAGEREF _Toc212751970 \h </w:instrText>
             </w:r>
             <w:r>
               <w:rPr>
@@ -2281,7 +2281,7 @@
               <w:lang w:eastAsia="es-MX"/>
             </w:rPr>
           </w:pPr>
-          <w:hyperlink w:anchor="_Toc212566735" w:history="1">
+          <w:hyperlink w:anchor="_Toc212751971" w:history="1">
             <w:r>
               <w:rPr>
                 <w:rStyle w:val="Hipervnculo"/>
@@ -2308,7 +2308,7 @@
                 <w:noProof/>
                 <w:webHidden/>
               </w:rPr>
-              <w:instrText xml:space="preserve"> PAGEREF _Toc212566735 \h </w:instrText>
+              <w:instrText xml:space="preserve"> PAGEREF _Toc212751971 \h </w:instrText>
             </w:r>
             <w:r>
               <w:rPr>
@@ -2354,7 +2354,7 @@
               <w:lang w:eastAsia="es-MX"/>
             </w:rPr>
           </w:pPr>
-          <w:hyperlink w:anchor="_Toc212566736" w:history="1">
+          <w:hyperlink w:anchor="_Toc212751972" w:history="1">
             <w:r>
               <w:rPr>
                 <w:rStyle w:val="Hipervnculo"/>
@@ -2398,7 +2398,7 @@
                 <w:noProof/>
                 <w:webHidden/>
               </w:rPr>
-              <w:instrText xml:space="preserve"> PAGEREF _Toc212566736 \h </w:instrText>
+              <w:instrText xml:space="preserve"> PAGEREF _Toc212751972 \h </w:instrText>
             </w:r>
             <w:r>
               <w:rPr>
@@ -2440,7 +2440,7 @@
               <w:lang w:eastAsia="es-MX"/>
             </w:rPr>
           </w:pPr>
-          <w:hyperlink w:anchor="_Toc212566737" w:history="1">
+          <w:hyperlink w:anchor="_Toc212751973" w:history="1">
             <w:r>
               <w:rPr>
                 <w:rStyle w:val="Hipervnculo"/>
@@ -2467,7 +2467,7 @@
                 <w:noProof/>
                 <w:webHidden/>
               </w:rPr>
-              <w:instrText xml:space="preserve"> PAGEREF _Toc212566737 \h </w:instrText>
+              <w:instrText xml:space="preserve"> PAGEREF _Toc212751973 \h </w:instrText>
             </w:r>
             <w:r>
               <w:rPr>
@@ -2509,7 +2509,7 @@
               <w:lang w:eastAsia="es-MX"/>
             </w:rPr>
           </w:pPr>
-          <w:hyperlink w:anchor="_Toc212566738" w:history="1">
+          <w:hyperlink w:anchor="_Toc212751974" w:history="1">
             <w:r>
               <w:rPr>
                 <w:rStyle w:val="Hipervnculo"/>
@@ -2536,7 +2536,7 @@
                 <w:noProof/>
                 <w:webHidden/>
               </w:rPr>
-              <w:instrText xml:space="preserve"> PAGEREF _Toc212566738 \h </w:instrText>
+              <w:instrText xml:space="preserve"> PAGEREF _Toc212751974 \h </w:instrText>
             </w:r>
             <w:r>
               <w:rPr>
@@ -2578,7 +2578,7 @@
               <w:lang w:eastAsia="es-MX"/>
             </w:rPr>
           </w:pPr>
-          <w:hyperlink w:anchor="_Toc212566739" w:history="1">
+          <w:hyperlink w:anchor="_Toc212751975" w:history="1">
             <w:r>
               <w:rPr>
                 <w:rStyle w:val="Hipervnculo"/>
@@ -2605,7 +2605,7 @@
                 <w:noProof/>
                 <w:webHidden/>
               </w:rPr>
-              <w:instrText xml:space="preserve"> PAGEREF _Toc212566739 \h </w:instrText>
+              <w:instrText xml:space="preserve"> PAGEREF _Toc212751975 \h </w:instrText>
             </w:r>
             <w:r>
               <w:rPr>
@@ -2650,7 +2650,7 @@
               <w:lang w:eastAsia="es-MX"/>
             </w:rPr>
           </w:pPr>
-          <w:hyperlink w:anchor="_Toc212566740" w:history="1">
+          <w:hyperlink w:anchor="_Toc212751976" w:history="1">
             <w:r>
               <w:rPr>
                 <w:rStyle w:val="Hipervnculo"/>
@@ -2677,7 +2677,7 @@
                 <w:noProof/>
                 <w:webHidden/>
               </w:rPr>
-              <w:instrText xml:space="preserve"> PAGEREF _Toc212566740 \h </w:instrText>
+              <w:instrText xml:space="preserve"> PAGEREF _Toc212751976 \h </w:instrText>
             </w:r>
             <w:r>
               <w:rPr>
@@ -2722,7 +2722,7 @@
               <w:lang w:eastAsia="es-MX"/>
             </w:rPr>
           </w:pPr>
-          <w:hyperlink w:anchor="_Toc212566741" w:history="1">
+          <w:hyperlink w:anchor="_Toc212751977" w:history="1">
             <w:r>
               <w:rPr>
                 <w:rStyle w:val="Hipervnculo"/>
@@ -2749,7 +2749,7 @@
                 <w:noProof/>
                 <w:webHidden/>
               </w:rPr>
-              <w:instrText xml:space="preserve"> PAGEREF _Toc212566741 \h </w:instrText>
+              <w:instrText xml:space="preserve"> PAGEREF _Toc212751977 \h </w:instrText>
             </w:r>
             <w:r>
               <w:rPr>
@@ -2794,7 +2794,7 @@
               <w:lang w:eastAsia="es-MX"/>
             </w:rPr>
           </w:pPr>
-          <w:hyperlink w:anchor="_Toc212566742" w:history="1">
+          <w:hyperlink w:anchor="_Toc212751978" w:history="1">
             <w:r>
               <w:rPr>
                 <w:rStyle w:val="Hipervnculo"/>
@@ -2821,7 +2821,7 @@
                 <w:noProof/>
                 <w:webHidden/>
               </w:rPr>
-              <w:instrText xml:space="preserve"> PAGEREF _Toc212566742 \h </w:instrText>
+              <w:instrText xml:space="preserve"> PAGEREF _Toc212751978 \h </w:instrText>
             </w:r>
             <w:r>
               <w:rPr>
@@ -2866,7 +2866,7 @@
               <w:lang w:eastAsia="es-MX"/>
             </w:rPr>
           </w:pPr>
-          <w:hyperlink w:anchor="_Toc212566743" w:history="1">
+          <w:hyperlink w:anchor="_Toc212751979" w:history="1">
             <w:r>
               <w:rPr>
                 <w:rStyle w:val="Hipervnculo"/>
@@ -2893,7 +2893,7 @@
                 <w:noProof/>
                 <w:webHidden/>
               </w:rPr>
-              <w:instrText xml:space="preserve"> PAGEREF _Toc212566743 \h </w:instrText>
+              <w:instrText xml:space="preserve"> PAGEREF _Toc212751979 \h </w:instrText>
             </w:r>
             <w:r>
               <w:rPr>
@@ -2938,7 +2938,7 @@
               <w:lang w:eastAsia="es-MX"/>
             </w:rPr>
           </w:pPr>
-          <w:hyperlink w:anchor="_Toc212566744" w:history="1">
+          <w:hyperlink w:anchor="_Toc212751980" w:history="1">
             <w:r>
               <w:rPr>
                 <w:rStyle w:val="Hipervnculo"/>
@@ -2965,7 +2965,7 @@
                 <w:noProof/>
                 <w:webHidden/>
               </w:rPr>
-              <w:instrText xml:space="preserve"> PAGEREF _Toc212566744 \h </w:instrText>
+              <w:instrText xml:space="preserve"> PAGEREF _Toc212751980 \h </w:instrText>
             </w:r>
             <w:r>
               <w:rPr>
@@ -3022,7 +3022,7 @@
       <w:pPr>
         <w:pStyle w:val="Titulosgenerales"/>
       </w:pPr>
-      <w:bookmarkStart w:id="0" w:name="_Toc212566712"/>
+      <w:bookmarkStart w:id="0" w:name="_Toc212751948"/>
       <w:r>
         <w:lastRenderedPageBreak/>
         <w:t>Introducción</w:t>
@@ -3204,7 +3204,25 @@
             <w:bCs/>
             <w:lang w:val="es-419"/>
           </w:rPr>
-          <w:t>Enlace de reproducción del video</w:t>
+          <w:t>Enlace de reproduc</w:t>
+        </w:r>
+        <w:r>
+          <w:rPr>
+            <w:rStyle w:val="Hipervnculo"/>
+            <w:b/>
+            <w:bCs/>
+            <w:lang w:val="es-419"/>
+          </w:rPr>
+          <w:t>c</w:t>
+        </w:r>
+        <w:r>
+          <w:rPr>
+            <w:rStyle w:val="Hipervnculo"/>
+            <w:b/>
+            <w:bCs/>
+            <w:lang w:val="es-419"/>
+          </w:rPr>
+          <w:t>ión del video</w:t>
         </w:r>
       </w:hyperlink>
       <w:r>
@@ -3351,7 +3369,7 @@
       <w:pPr>
         <w:pStyle w:val="Ttulo1"/>
       </w:pPr>
-      <w:bookmarkStart w:id="1" w:name="_Toc212566713"/>
+      <w:bookmarkStart w:id="1" w:name="_Toc212751949"/>
       <w:r>
         <w:lastRenderedPageBreak/>
         <w:t>Proceso operativo del t</w:t>
@@ -3391,7 +3409,7 @@
           <w:rFonts w:eastAsia="Times New Roman"/>
         </w:rPr>
       </w:pPr>
-      <w:bookmarkStart w:id="2" w:name="_Toc212566714"/>
+      <w:bookmarkStart w:id="2" w:name="_Toc212751950"/>
       <w:r>
         <w:t>Concepto</w:t>
       </w:r>
@@ -3420,7 +3438,7 @@
       <w:pPr>
         <w:pStyle w:val="Ttulo2"/>
       </w:pPr>
-      <w:bookmarkStart w:id="3" w:name="_Toc212566715"/>
+      <w:bookmarkStart w:id="3" w:name="_Toc212751951"/>
       <w:r>
         <w:t>1.2 Tipos</w:t>
       </w:r>
@@ -3644,7 +3662,7 @@
       <w:pPr>
         <w:pStyle w:val="Ttulo2"/>
       </w:pPr>
-      <w:bookmarkStart w:id="4" w:name="_Toc212566716"/>
+      <w:bookmarkStart w:id="4" w:name="_Toc212751952"/>
       <w:r>
         <w:t xml:space="preserve">1.3 </w:t>
       </w:r>
@@ -3847,7 +3865,7 @@
       <w:pPr>
         <w:pStyle w:val="Ttulo2"/>
       </w:pPr>
-      <w:bookmarkStart w:id="5" w:name="_Toc212566717"/>
+      <w:bookmarkStart w:id="5" w:name="_Toc212751953"/>
       <w:r>
         <w:t xml:space="preserve">1.4 </w:t>
       </w:r>
@@ -3972,7 +3990,7 @@
       <w:pPr>
         <w:pStyle w:val="Ttulo2"/>
       </w:pPr>
-      <w:bookmarkStart w:id="6" w:name="_Toc212566718"/>
+      <w:bookmarkStart w:id="6" w:name="_Toc212751954"/>
       <w:r>
         <w:t>1.5 Diagramas de flujo</w:t>
       </w:r>
@@ -4214,7 +4232,7 @@
         <w:lastRenderedPageBreak/>
         <w:t xml:space="preserve"> </w:t>
       </w:r>
-      <w:bookmarkStart w:id="7" w:name="_Toc212566719"/>
+      <w:bookmarkStart w:id="7" w:name="_Toc212751955"/>
       <w:r>
         <w:t>Plan operativo del transporte</w:t>
       </w:r>
@@ -4232,7 +4250,7 @@
       <w:pPr>
         <w:pStyle w:val="Ttulo2"/>
       </w:pPr>
-      <w:bookmarkStart w:id="8" w:name="_Toc212566720"/>
+      <w:bookmarkStart w:id="8" w:name="_Toc212751956"/>
       <w:r>
         <w:t>2.1 Concepto</w:t>
       </w:r>
@@ -4261,7 +4279,7 @@
       <w:pPr>
         <w:pStyle w:val="Ttulo2"/>
       </w:pPr>
-      <w:bookmarkStart w:id="9" w:name="_Toc212566721"/>
+      <w:bookmarkStart w:id="9" w:name="_Toc212751957"/>
       <w:r>
         <w:t xml:space="preserve">2.2 </w:t>
       </w:r>
@@ -4443,7 +4461,7 @@
       <w:pPr>
         <w:pStyle w:val="Ttulo2"/>
       </w:pPr>
-      <w:bookmarkStart w:id="10" w:name="_Toc212566722"/>
+      <w:bookmarkStart w:id="10" w:name="_Toc212751958"/>
       <w:r>
         <w:t xml:space="preserve">2.3 </w:t>
       </w:r>
@@ -4542,7 +4560,7 @@
       <w:pPr>
         <w:pStyle w:val="Ttulo2"/>
       </w:pPr>
-      <w:bookmarkStart w:id="11" w:name="_Toc212566723"/>
+      <w:bookmarkStart w:id="11" w:name="_Toc212751959"/>
       <w:r>
         <w:t>2.4 Evaluación</w:t>
       </w:r>
@@ -4739,7 +4757,7 @@
       <w:pPr>
         <w:pStyle w:val="Ttulo1"/>
       </w:pPr>
-      <w:bookmarkStart w:id="12" w:name="_Toc212566724"/>
+      <w:bookmarkStart w:id="12" w:name="_Toc212751960"/>
       <w:r>
         <w:lastRenderedPageBreak/>
         <w:t>Normatividad de los procesos operativos</w:t>
@@ -4763,7 +4781,7 @@
       <w:pPr>
         <w:pStyle w:val="Ttulo2"/>
       </w:pPr>
-      <w:bookmarkStart w:id="13" w:name="_Toc212566725"/>
+      <w:bookmarkStart w:id="13" w:name="_Toc212751961"/>
       <w:r>
         <w:t>3.1 Concepto</w:t>
       </w:r>
@@ -5464,7 +5482,7 @@
       <w:pPr>
         <w:pStyle w:val="Ttulo2"/>
       </w:pPr>
-      <w:bookmarkStart w:id="14" w:name="_Toc212566726"/>
+      <w:bookmarkStart w:id="14" w:name="_Toc212751962"/>
       <w:r>
         <w:t>3.2 Tipos de normativa</w:t>
       </w:r>
@@ -5653,7 +5671,7 @@
       <w:pPr>
         <w:pStyle w:val="Ttulo1"/>
       </w:pPr>
-      <w:bookmarkStart w:id="15" w:name="_Toc212566727"/>
+      <w:bookmarkStart w:id="15" w:name="_Toc212751963"/>
       <w:r>
         <w:lastRenderedPageBreak/>
         <w:t>Calidad en los procesos operativos</w:t>
@@ -5677,7 +5695,7 @@
       <w:pPr>
         <w:pStyle w:val="Ttulo2"/>
       </w:pPr>
-      <w:bookmarkStart w:id="16" w:name="_Toc212566728"/>
+      <w:bookmarkStart w:id="16" w:name="_Toc212751964"/>
       <w:r>
         <w:t>4.1 Concepto</w:t>
       </w:r>
@@ -5909,7 +5927,7 @@
       <w:pPr>
         <w:pStyle w:val="Ttulo2"/>
       </w:pPr>
-      <w:bookmarkStart w:id="17" w:name="_Toc212566729"/>
+      <w:bookmarkStart w:id="17" w:name="_Toc212751965"/>
       <w:r>
         <w:t>4.2 Sistemas de gestión</w:t>
       </w:r>
@@ -6257,7 +6275,7 @@
       <w:pPr>
         <w:pStyle w:val="Ttulo2"/>
       </w:pPr>
-      <w:bookmarkStart w:id="18" w:name="_Toc212566730"/>
+      <w:bookmarkStart w:id="18" w:name="_Toc212751966"/>
       <w:r>
         <w:t>4.3 Aseguramiento de la operación</w:t>
       </w:r>
@@ -6582,7 +6600,7 @@
       <w:pPr>
         <w:pStyle w:val="Ttulo2"/>
       </w:pPr>
-      <w:bookmarkStart w:id="19" w:name="_Toc212566731"/>
+      <w:bookmarkStart w:id="19" w:name="_Toc212751967"/>
       <w:r>
         <w:t>4.4 Mejora continua</w:t>
       </w:r>
@@ -6979,7 +6997,7 @@
       <w:pPr>
         <w:pStyle w:val="Ttulo1"/>
       </w:pPr>
-      <w:bookmarkStart w:id="20" w:name="_Toc212566732"/>
+      <w:bookmarkStart w:id="20" w:name="_Toc212751968"/>
       <w:r>
         <w:lastRenderedPageBreak/>
         <w:t>Diagnóstico de procesos operativos</w:t>
@@ -7003,7 +7021,7 @@
       <w:pPr>
         <w:pStyle w:val="Ttulo2"/>
       </w:pPr>
-      <w:bookmarkStart w:id="21" w:name="_Toc212566733"/>
+      <w:bookmarkStart w:id="21" w:name="_Toc212751969"/>
       <w:r>
         <w:t>5.1 Concepto</w:t>
       </w:r>
@@ -7229,7 +7247,7 @@
       <w:pPr>
         <w:pStyle w:val="Ttulo2"/>
       </w:pPr>
-      <w:bookmarkStart w:id="22" w:name="_Toc212566734"/>
+      <w:bookmarkStart w:id="22" w:name="_Toc212751970"/>
       <w:r>
         <w:t>5.2 Estructura</w:t>
       </w:r>
@@ -7369,7 +7387,7 @@
       <w:pPr>
         <w:pStyle w:val="Ttulo2"/>
       </w:pPr>
-      <w:bookmarkStart w:id="23" w:name="_Toc212566735"/>
+      <w:bookmarkStart w:id="23" w:name="_Toc212751971"/>
       <w:r>
         <w:t>5.3 Conclusiones y recomendaciones</w:t>
       </w:r>
@@ -7507,15 +7525,25 @@
       </w:pPr>
       <w:r>
         <w:rPr>
+          <w:b/>
+          <w:bCs/>
           <w:lang w:val="es-419" w:eastAsia="es-CO"/>
         </w:rPr>
         <w:t>Medibles</w:t>
       </w:r>
       <w:r>
         <w:rPr>
-          <w:lang w:val="es-419" w:eastAsia="es-CO"/>
-        </w:rPr>
-        <w:t>: p</w:t>
+          <w:b/>
+          <w:bCs/>
+          <w:lang w:val="es-419" w:eastAsia="es-CO"/>
+        </w:rPr>
+        <w:t>:</w:t>
+      </w:r>
+      <w:r>
+        <w:rPr>
+          <w:lang w:val="es-419" w:eastAsia="es-CO"/>
+        </w:rPr>
+        <w:t xml:space="preserve"> p</w:t>
       </w:r>
       <w:r>
         <w:rPr>
@@ -7624,7 +7652,7 @@
       <w:pPr>
         <w:pStyle w:val="Ttulo1"/>
       </w:pPr>
-      <w:bookmarkStart w:id="24" w:name="_Toc212566736"/>
+      <w:bookmarkStart w:id="24" w:name="_Toc212751972"/>
       <w:r>
         <w:lastRenderedPageBreak/>
         <w:t>Informe técnico</w:t>
@@ -7648,7 +7676,7 @@
       <w:pPr>
         <w:pStyle w:val="Ttulo2"/>
       </w:pPr>
-      <w:bookmarkStart w:id="25" w:name="_Toc212566737"/>
+      <w:bookmarkStart w:id="25" w:name="_Toc212751973"/>
       <w:r>
         <w:t>6.1 Concepto</w:t>
       </w:r>
@@ -7854,7 +7882,7 @@
       <w:pPr>
         <w:pStyle w:val="Ttulo2"/>
       </w:pPr>
-      <w:bookmarkStart w:id="26" w:name="_Toc212566738"/>
+      <w:bookmarkStart w:id="26" w:name="_Toc212751974"/>
       <w:r>
         <w:t>6.2 Estructura del informe</w:t>
       </w:r>
@@ -8069,7 +8097,7 @@
       <w:pPr>
         <w:pStyle w:val="Ttulo2"/>
       </w:pPr>
-      <w:bookmarkStart w:id="27" w:name="_Toc212566739"/>
+      <w:bookmarkStart w:id="27" w:name="_Toc212751975"/>
       <w:r>
         <w:t>6.3 Presentación de resultados</w:t>
       </w:r>
@@ -8307,7 +8335,7 @@
       <w:pPr>
         <w:pStyle w:val="Titulosgenerales"/>
       </w:pPr>
-      <w:bookmarkStart w:id="28" w:name="_Toc212566740"/>
+      <w:bookmarkStart w:id="28" w:name="_Toc212751976"/>
       <w:r>
         <w:lastRenderedPageBreak/>
         <w:t>Síntesis</w:t>
@@ -8327,7 +8355,19 @@
         <w:rPr>
           <w:lang w:val="es-419" w:eastAsia="es-CO"/>
         </w:rPr>
-        <w:t xml:space="preserve">El componente formativo Ejecución del plan diagnóstico de procesos operativos de transporte permite comprender los fundamentos de la gestión operativa, desde su conceptualización hasta su aplicación práctica. Se inicia con el estudio del proceso operativo del transporte, así como sus tipos, características, etapas y diagramas de flujo. Posteriormente, se profundiza en el plan operativo, lo que permite establecer su importancia en la planificación, organización y control de las operaciones. </w:t>
+        <w:t>El componente formativo Ejecución del plan diagnóstico de procesos operativos de transporte</w:t>
+      </w:r>
+      <w:r>
+        <w:rPr>
+          <w:lang w:val="es-419" w:eastAsia="es-CO"/>
+        </w:rPr>
+        <w:t xml:space="preserve">, </w:t>
+      </w:r>
+      <w:r>
+        <w:rPr>
+          <w:lang w:val="es-419" w:eastAsia="es-CO"/>
+        </w:rPr>
+        <w:t xml:space="preserve"> permite comprender los fundamentos de la gestión operativa, desde su conceptualización hasta su aplicación práctica. Se inicia con el estudio del proceso operativo del transporte, así como sus tipos, características, etapas y diagramas de flujo. Posteriormente, se profundiza en el plan operativo, lo que permite establecer su importancia en la planificación, organización y control de las operaciones. </w:t>
       </w:r>
     </w:p>
     <w:p>
@@ -8416,7 +8456,7 @@
       <w:pPr>
         <w:pStyle w:val="Titulosgenerales"/>
       </w:pPr>
-      <w:bookmarkStart w:id="29" w:name="_Toc212566741"/>
+      <w:bookmarkStart w:id="29" w:name="_Toc212751977"/>
       <w:r>
         <w:lastRenderedPageBreak/>
         <w:t>Glosario</w:t>
@@ -8457,7 +8497,23 @@
           <w:szCs w:val="28"/>
           <w:lang w:val="es-419"/>
         </w:rPr>
-        <w:t>grado en que un proceso de transporte cumple con los requisitos establecidos, enfocado en satisfacción del cliente, reducción de errores y mejora continua.</w:t>
+        <w:t xml:space="preserve">grado en que un proceso de transporte cumple con los requisitos establecidos, enfocado en </w:t>
+      </w:r>
+      <w:r>
+        <w:rPr>
+          <w:rFonts w:ascii="Calibri" w:hAnsi="Calibri" w:cs="Calibri"/>
+          <w:szCs w:val="28"/>
+          <w:lang w:val="es-419"/>
+        </w:rPr>
+        <w:t xml:space="preserve">la </w:t>
+      </w:r>
+      <w:r>
+        <w:rPr>
+          <w:rFonts w:ascii="Calibri" w:hAnsi="Calibri" w:cs="Calibri"/>
+          <w:szCs w:val="28"/>
+          <w:lang w:val="es-419"/>
+        </w:rPr>
+        <w:t>satisfacción del cliente, reducción de errores y mejora continua.</w:t>
       </w:r>
     </w:p>
     <w:p>
@@ -8942,7 +8998,7 @@
       <w:pPr>
         <w:pStyle w:val="Titulosgenerales"/>
       </w:pPr>
-      <w:bookmarkStart w:id="30" w:name="_Toc212566742"/>
+      <w:bookmarkStart w:id="30" w:name="_Toc212751978"/>
       <w:r>
         <w:lastRenderedPageBreak/>
         <w:t>Material complementario</w:t>
@@ -9316,7 +9372,7 @@
       <w:pPr>
         <w:pStyle w:val="Titulosgenerales"/>
       </w:pPr>
-      <w:bookmarkStart w:id="31" w:name="_Toc212566743"/>
+      <w:bookmarkStart w:id="31" w:name="_Toc212751979"/>
       <w:r>
         <w:lastRenderedPageBreak/>
         <w:t>Referencias bibliográficas</w:t>
@@ -9456,16 +9512,9 @@
       <w:r>
         <w:rPr>
           <w:color w:val="000000" w:themeColor="text1"/>
-          <w:lang w:val="en-US" w:eastAsia="es-CO"/>
-        </w:rPr>
-        <w:t xml:space="preserve">International Maritime Organization (IMO). (2016). SOLAS: International Convention for the Safety of Life at Sea, 1974 (enmienda VGM). </w:t>
-      </w:r>
-      <w:r>
-        <w:rPr>
-          <w:color w:val="000000" w:themeColor="text1"/>
           <w:lang w:eastAsia="es-CO"/>
         </w:rPr>
-        <w:t xml:space="preserve">Recuperado de </w:t>
+        <w:t xml:space="preserve">Instituto Interamericano de Desarrollo (IDB). (2015). Guía logística: Aspectos conceptuales y prácticos de la logística de cargas. Banco Interamericano de Desarrollo. </w:t>
       </w:r>
       <w:hyperlink r:id="rId24" w:history="1">
         <w:r>
@@ -9473,7 +9522,7 @@
             <w:rStyle w:val="Hipervnculo"/>
             <w:lang w:eastAsia="es-CO"/>
           </w:rPr>
-          <w:t>https://www.imo.org/en/About/Conventions/Pages/International-Convention-for-the-Safety-of-Life-at-Sea-(SOLAS),-1974.aspx</w:t>
+          <w:t>https://publications.iadb.org/publications/spanish/document/Gu%C3%ADa-log%C3%ADstica-aspectos-conceptuales-y-pr%C3%A1cticos-de-la-log%C3%ADstica-de-cargas-%282015%29.pdf</w:t>
         </w:r>
       </w:hyperlink>
     </w:p>
@@ -9487,9 +9536,17 @@
       <w:r>
         <w:rPr>
           <w:color w:val="000000" w:themeColor="text1"/>
+          <w:lang w:val="en-US" w:eastAsia="es-CO"/>
+        </w:rPr>
+        <w:lastRenderedPageBreak/>
+        <w:t xml:space="preserve">International Maritime Organization (IMO). (2016). SOLAS: International Convention for the Safety of Life at Sea, 1974 (enmienda VGM). </w:t>
+      </w:r>
+      <w:r>
+        <w:rPr>
+          <w:color w:val="000000" w:themeColor="text1"/>
           <w:lang w:eastAsia="es-CO"/>
         </w:rPr>
-        <w:t xml:space="preserve">Instituto Interamericano de Desarrollo (IDB). (2015). Guía logística: Aspectos conceptuales y prácticos de la logística de cargas. Banco Interamericano de Desarrollo. </w:t>
+        <w:t xml:space="preserve">Recuperado de </w:t>
       </w:r>
       <w:hyperlink r:id="rId25" w:history="1">
         <w:r>
@@ -9497,7 +9554,7 @@
             <w:rStyle w:val="Hipervnculo"/>
             <w:lang w:eastAsia="es-CO"/>
           </w:rPr>
-          <w:t>https://publications.iadb.org/publications/spanish/document/Gu%C3%ADa-log%C3%ADstica-aspectos-conceptuales-y-pr%C3%A1cticos-de-la-log%C3%ADstica-de-cargas-%282015%29.pdf</w:t>
+          <w:t>https://www.imo.org/en/About/Conventions/Pages/International-Convention-for-the-Safety-of-Life-at-Sea-(SOLAS),-1974.aspx</w:t>
         </w:r>
       </w:hyperlink>
     </w:p>
@@ -9584,7 +9641,7 @@
       <w:pPr>
         <w:pStyle w:val="Titulosgenerales"/>
       </w:pPr>
-      <w:bookmarkStart w:id="32" w:name="_Toc212566744"/>
+      <w:bookmarkStart w:id="32" w:name="_Toc212751980"/>
       <w:r>
         <w:lastRenderedPageBreak/>
         <w:t>C</w:t>
@@ -10492,23 +10549,7 @@
                 <w:sz w:val="28"/>
                 <w:szCs w:val="28"/>
               </w:rPr>
-              <w:t>Jonathan Adi</w:t>
-            </w:r>
-            <w:r>
-              <w:rPr>
-                <w:rFonts w:cs="Calibri"/>
-                <w:sz w:val="28"/>
-                <w:szCs w:val="28"/>
-              </w:rPr>
-              <w:t>é</w:t>
-            </w:r>
-            <w:r>
-              <w:rPr>
-                <w:rFonts w:cs="Calibri"/>
-                <w:sz w:val="28"/>
-                <w:szCs w:val="28"/>
-              </w:rPr>
-              <w:t xml:space="preserve"> Villafañe</w:t>
+              <w:t>Jairo Luis Valencia Ebratt</w:t>
             </w:r>
           </w:p>
         </w:tc>
@@ -10582,7 +10623,23 @@
                 <w:sz w:val="28"/>
                 <w:szCs w:val="28"/>
               </w:rPr>
-              <w:t>Jairo Luis Valencia Ebratt</w:t>
+              <w:t>Jonathan Adi</w:t>
+            </w:r>
+            <w:r>
+              <w:rPr>
+                <w:rFonts w:cs="Calibri"/>
+                <w:sz w:val="28"/>
+                <w:szCs w:val="28"/>
+              </w:rPr>
+              <w:t>é</w:t>
+            </w:r>
+            <w:r>
+              <w:rPr>
+                <w:rFonts w:cs="Calibri"/>
+                <w:sz w:val="28"/>
+                <w:szCs w:val="28"/>
+              </w:rPr>
+              <w:t xml:space="preserve"> Villafañe</w:t>
             </w:r>
           </w:p>
         </w:tc>
@@ -44288,6 +44345,15 @@
 </file>
 
 <file path=customXml/item1.xml><?xml version="1.0" encoding="utf-8"?>
+<?mso-contentType ?>
+<FormTemplates xmlns="http://schemas.microsoft.com/sharepoint/v3/contenttype/forms">
+  <Display>DocumentLibraryForm</Display>
+  <Edit>DocumentLibraryForm</Edit>
+  <New>DocumentLibraryForm</New>
+</FormTemplates>
+</file>
+
+<file path=customXml/item2.xml><?xml version="1.0" encoding="utf-8"?>
 <p:properties xmlns:p="http://schemas.microsoft.com/office/2006/metadata/properties" xmlns:xsi="http://www.w3.org/2001/XMLSchema-instance" xmlns:pc="http://schemas.microsoft.com/office/infopath/2007/PartnerControls">
   <documentManagement>
     <TaxCatchAll xmlns="adccf511-daff-4bcb-9072-914cedbf4c7e" xsi:nil="true"/>
@@ -44298,16 +44364,11 @@
 </p:properties>
 </file>
 
-<file path=customXml/item2.xml><?xml version="1.0" encoding="utf-8"?>
-<?mso-contentType ?>
-<FormTemplates xmlns="http://schemas.microsoft.com/sharepoint/v3/contenttype/forms">
-  <Display>DocumentLibraryForm</Display>
-  <Edit>DocumentLibraryForm</Edit>
-  <New>DocumentLibraryForm</New>
-</FormTemplates>
+<file path=customXml/item3.xml><?xml version="1.0" encoding="utf-8"?>
+<b:Sources xmlns:b="http://schemas.openxmlformats.org/officeDocument/2006/bibliography" xmlns="http://schemas.openxmlformats.org/officeDocument/2006/bibliography" SelectedStyle="\APASixthEditionOfficeOnline.xsl" StyleName="APA" Version="6"/>
 </file>
 
-<file path=customXml/item3.xml><?xml version="1.0" encoding="utf-8"?>
+<file path=customXml/item4.xml><?xml version="1.0" encoding="utf-8"?>
 <ct:contentTypeSchema xmlns:ct="http://schemas.microsoft.com/office/2006/metadata/contentType" xmlns:ma="http://schemas.microsoft.com/office/2006/metadata/properties/metaAttributes" ct:_="" ma:_="" ma:contentTypeName="Documento" ma:contentTypeID="0x010100FC2B1768DD5A774EB396CCAB0DE361C1" ma:contentTypeVersion="12" ma:contentTypeDescription="Crear nuevo documento." ma:contentTypeScope="" ma:versionID="d4a546b22d2924edabf51241cf3422b8">
   <xsd:schema xmlns:xsd="http://www.w3.org/2001/XMLSchema" xmlns:xs="http://www.w3.org/2001/XMLSchema" xmlns:p="http://schemas.microsoft.com/office/2006/metadata/properties" xmlns:ns2="a70d3c18-0869-45a1-9f75-4b4b8f0f32be" xmlns:ns3="adccf511-daff-4bcb-9072-914cedbf4c7e" targetNamespace="http://schemas.microsoft.com/office/2006/metadata/properties" ma:root="true" ma:fieldsID="e29002b2d9ca820e89c57fc59ec70c79" ns2:_="" ns3:_="">
     <xsd:import namespace="a70d3c18-0869-45a1-9f75-4b4b8f0f32be"/>
@@ -44508,11 +44569,15 @@
 </ct:contentTypeSchema>
 </file>
 
-<file path=customXml/item4.xml><?xml version="1.0" encoding="utf-8"?>
-<b:Sources xmlns:b="http://schemas.openxmlformats.org/officeDocument/2006/bibliography" xmlns="http://schemas.openxmlformats.org/officeDocument/2006/bibliography" SelectedStyle="\APASixthEditionOfficeOnline.xsl" StyleName="APA" Version="6"/>
+<file path=customXml/itemProps1.xml><?xml version="1.0" encoding="utf-8"?>
+<ds:datastoreItem xmlns:ds="http://schemas.openxmlformats.org/officeDocument/2006/customXml" ds:itemID="{81CBDEC1-3B00-44ED-AD36-0268077980BA}">
+  <ds:schemaRefs>
+    <ds:schemaRef ds:uri="http://schemas.microsoft.com/sharepoint/v3/contenttype/forms"/>
+  </ds:schemaRefs>
+</ds:datastoreItem>
 </file>
 
-<file path=customXml/itemProps1.xml><?xml version="1.0" encoding="utf-8"?>
+<file path=customXml/itemProps2.xml><?xml version="1.0" encoding="utf-8"?>
 <ds:datastoreItem xmlns:ds="http://schemas.openxmlformats.org/officeDocument/2006/customXml" ds:itemID="{6929C9FE-9F22-4B98-96EF-1B541B3BD0B2}">
   <ds:schemaRefs>
     <ds:schemaRef ds:uri="http://schemas.microsoft.com/office/2006/metadata/properties"/>
@@ -44523,22 +44588,14 @@
 </ds:datastoreItem>
 </file>
 
-<file path=customXml/itemProps2.xml><?xml version="1.0" encoding="utf-8"?>
-<ds:datastoreItem xmlns:ds="http://schemas.openxmlformats.org/officeDocument/2006/customXml" ds:itemID="{81CBDEC1-3B00-44ED-AD36-0268077980BA}">
-  <ds:schemaRefs>
-    <ds:schemaRef ds:uri="http://schemas.microsoft.com/sharepoint/v3/contenttype/forms"/>
-  </ds:schemaRefs>
-</ds:datastoreItem>
-</file>
-
 <file path=customXml/itemProps3.xml><?xml version="1.0" encoding="utf-8"?>
-<ds:datastoreItem xmlns:ds="http://schemas.openxmlformats.org/officeDocument/2006/customXml" ds:itemID="{F3AFE8C7-D5C3-4FF7-A841-DCF188CBA444}"/>
-</file>
-
-<file path=customXml/itemProps4.xml><?xml version="1.0" encoding="utf-8"?>
 <ds:datastoreItem xmlns:ds="http://schemas.openxmlformats.org/officeDocument/2006/customXml" ds:itemID="{E8AB44A3-7C62-4BD2-82ED-8ABC209970FA}">
   <ds:schemaRefs>
     <ds:schemaRef ds:uri="http://schemas.openxmlformats.org/officeDocument/2006/bibliography"/>
   </ds:schemaRefs>
 </ds:datastoreItem>
+</file>
+
+<file path=customXml/itemProps4.xml><?xml version="1.0" encoding="utf-8"?>
+<ds:datastoreItem xmlns:ds="http://schemas.openxmlformats.org/officeDocument/2006/customXml" ds:itemID="{5510C53D-69B2-4E8C-892C-7ECEB27EAA34}"/>
 </file>